--- a/Knowledge/3-Work knowledge/1-Software Engineering/2-General Technologies/9-Databases/5-My Source/2-SQL/2-SQL Commands - DDL/6-SQL Views.docx
+++ b/Knowledge/3-Work knowledge/1-Software Engineering/2-General Technologies/9-Databases/5-My Source/2-SQL/2-SQL Commands - DDL/6-SQL Views.docx
@@ -188,8 +188,8 @@
         <w:rPr>
           <w:rFonts w:ascii="Roboto Mono" w:hAnsi="Roboto Mono"/>
         </w:rPr>
-        <w:pict w14:anchorId="18C2EB87">
-          <v:rect id="_x0000_i1248" style="width:0;height:1.5pt" o:hralign="center" o:hrstd="t" o:hr="t" fillcolor="#a0a0a0" stroked="f"/>
+        <w:pict>
+          <v:rect id="_x0000_i1025" style="width:0;height:1.5pt" o:hralign="center" o:hrstd="t" o:hr="t" fillcolor="#a0a0a0" stroked="f"/>
         </w:pict>
       </w:r>
     </w:p>
@@ -374,8 +374,8 @@
         <w:rPr>
           <w:rFonts w:ascii="Roboto Mono" w:hAnsi="Roboto Mono"/>
         </w:rPr>
-        <w:pict w14:anchorId="08D24608">
-          <v:rect id="_x0000_i1249" style="width:0;height:1.5pt" o:hralign="center" o:hrstd="t" o:hr="t" fillcolor="#a0a0a0" stroked="f"/>
+        <w:pict>
+          <v:rect id="_x0000_i1026" style="width:0;height:1.5pt" o:hralign="center" o:hrstd="t" o:hr="t" fillcolor="#a0a0a0" stroked="f"/>
         </w:pict>
       </w:r>
     </w:p>
@@ -481,9 +481,8 @@
         <w:rPr>
           <w:noProof/>
         </w:rPr>
-        <w:lastRenderedPageBreak/>
         <w:drawing>
-          <wp:inline distT="0" distB="0" distL="0" distR="0" wp14:anchorId="7771109E" wp14:editId="3BDA2884">
+          <wp:inline distT="0" distB="0" distL="0" distR="0" wp14:anchorId="692D3A67" wp14:editId="07266959">
             <wp:extent cx="5943600" cy="1226185"/>
             <wp:effectExtent l="0" t="0" r="0" b="0"/>
             <wp:docPr id="774445802" name="Picture 1"/>
@@ -833,8 +832,8 @@
         <w:rPr>
           <w:rFonts w:ascii="Roboto Mono" w:hAnsi="Roboto Mono"/>
         </w:rPr>
-        <w:pict w14:anchorId="05D5516D">
-          <v:rect id="_x0000_i1250" style="width:0;height:1.5pt" o:hralign="center" o:hrstd="t" o:hr="t" fillcolor="#a0a0a0" stroked="f"/>
+        <w:pict>
+          <v:rect id="_x0000_i1027" style="width:0;height:1.5pt" o:hralign="center" o:hrstd="t" o:hr="t" fillcolor="#a0a0a0" stroked="f"/>
         </w:pict>
       </w:r>
     </w:p>
@@ -868,7 +867,7 @@
           <w:noProof/>
         </w:rPr>
         <w:drawing>
-          <wp:inline distT="0" distB="0" distL="0" distR="0" wp14:anchorId="41635453" wp14:editId="11A77972">
+          <wp:inline distT="0" distB="0" distL="0" distR="0" wp14:anchorId="67A42C55" wp14:editId="2045B124">
             <wp:extent cx="5943600" cy="1059180"/>
             <wp:effectExtent l="0" t="0" r="0" b="7620"/>
             <wp:docPr id="801857351" name="Picture 2"/>
@@ -979,8 +978,8 @@
         <w:rPr>
           <w:rFonts w:ascii="Roboto Mono" w:hAnsi="Roboto Mono"/>
         </w:rPr>
-        <w:pict w14:anchorId="63A17A61">
-          <v:rect id="_x0000_i1251" style="width:0;height:1.5pt" o:hralign="center" o:hrstd="t" o:hr="t" fillcolor="#a0a0a0" stroked="f"/>
+        <w:pict>
+          <v:rect id="_x0000_i1028" style="width:0;height:1.5pt" o:hralign="center" o:hrstd="t" o:hr="t" fillcolor="#a0a0a0" stroked="f"/>
         </w:pict>
       </w:r>
     </w:p>
@@ -1014,7 +1013,7 @@
           <w:noProof/>
         </w:rPr>
         <w:drawing>
-          <wp:inline distT="0" distB="0" distL="0" distR="0" wp14:anchorId="2D85D236" wp14:editId="1C6A1050">
+          <wp:inline distT="0" distB="0" distL="0" distR="0" wp14:anchorId="2CA97A03" wp14:editId="7CBA86F3">
             <wp:extent cx="5943600" cy="753110"/>
             <wp:effectExtent l="0" t="0" r="0" b="8890"/>
             <wp:docPr id="421126684" name="Picture 3"/>
@@ -1099,9 +1098,8 @@
         <w:rPr>
           <w:rFonts w:ascii="Roboto Mono" w:hAnsi="Roboto Mono"/>
         </w:rPr>
-        <w:lastRenderedPageBreak/>
-        <w:pict w14:anchorId="44E0D123">
-          <v:rect id="_x0000_i1252" style="width:0;height:1.5pt" o:hralign="center" o:hrstd="t" o:hr="t" fillcolor="#a0a0a0" stroked="f"/>
+        <w:pict>
+          <v:rect id="_x0000_i1029" style="width:0;height:1.5pt" o:hralign="center" o:hrstd="t" o:hr="t" fillcolor="#a0a0a0" stroked="f"/>
         </w:pict>
       </w:r>
     </w:p>
@@ -1135,7 +1133,7 @@
           <w:noProof/>
         </w:rPr>
         <w:drawing>
-          <wp:inline distT="0" distB="0" distL="0" distR="0" wp14:anchorId="6DA51DF5" wp14:editId="751D2566">
+          <wp:inline distT="0" distB="0" distL="0" distR="0" wp14:anchorId="1AD80B85" wp14:editId="6D3EAEE0">
             <wp:extent cx="5943600" cy="895985"/>
             <wp:effectExtent l="0" t="0" r="0" b="0"/>
             <wp:docPr id="999262716" name="Picture 4"/>
@@ -1355,8 +1353,8 @@
         <w:rPr>
           <w:rFonts w:ascii="Roboto Mono" w:hAnsi="Roboto Mono"/>
         </w:rPr>
-        <w:pict w14:anchorId="7FC41177">
-          <v:rect id="_x0000_i1253" style="width:0;height:1.5pt" o:hralign="center" o:hrstd="t" o:hr="t" fillcolor="#a0a0a0" stroked="f"/>
+        <w:pict>
+          <v:rect id="_x0000_i1030" style="width:0;height:1.5pt" o:hralign="center" o:hrstd="t" o:hr="t" fillcolor="#a0a0a0" stroked="f"/>
         </w:pict>
       </w:r>
     </w:p>
@@ -1446,7 +1444,7 @@
           <w:noProof/>
         </w:rPr>
         <w:drawing>
-          <wp:inline distT="0" distB="0" distL="0" distR="0" wp14:anchorId="1FC98518" wp14:editId="0F536AA1">
+          <wp:inline distT="0" distB="0" distL="0" distR="0" wp14:anchorId="18C7C51B" wp14:editId="42E16EDB">
             <wp:extent cx="5943600" cy="1273175"/>
             <wp:effectExtent l="0" t="0" r="0" b="3175"/>
             <wp:docPr id="2078786644" name="Picture 5"/>
@@ -1627,8 +1625,8 @@
         <w:rPr>
           <w:rFonts w:ascii="Roboto Mono" w:hAnsi="Roboto Mono"/>
         </w:rPr>
-        <w:pict w14:anchorId="1FDEF5B2">
-          <v:rect id="_x0000_i1254" style="width:0;height:1.5pt" o:hralign="center" o:hrstd="t" o:hr="t" fillcolor="#a0a0a0" stroked="f"/>
+        <w:pict>
+          <v:rect id="_x0000_i1031" style="width:0;height:1.5pt" o:hralign="center" o:hrstd="t" o:hr="t" fillcolor="#a0a0a0" stroked="f"/>
         </w:pict>
       </w:r>
     </w:p>
@@ -1640,7 +1638,6 @@
         <w:rPr>
           <w:rFonts w:ascii="Segoe UI Emoji" w:hAnsi="Segoe UI Emoji" w:cs="Segoe UI Emoji"/>
         </w:rPr>
-        <w:lastRenderedPageBreak/>
         <w:t>📝</w:t>
       </w:r>
       <w:r>
@@ -1736,7 +1733,7 @@
           <w:noProof/>
         </w:rPr>
         <w:drawing>
-          <wp:inline distT="0" distB="0" distL="0" distR="0" wp14:anchorId="1AF325AC" wp14:editId="71D9A043">
+          <wp:inline distT="0" distB="0" distL="0" distR="0" wp14:anchorId="5D669D6D" wp14:editId="44B23E95">
             <wp:extent cx="5943600" cy="908050"/>
             <wp:effectExtent l="0" t="0" r="0" b="6350"/>
             <wp:docPr id="811862487" name="Picture 6"/>
@@ -1834,8 +1831,8 @@
         <w:rPr>
           <w:rFonts w:ascii="Roboto Mono" w:hAnsi="Roboto Mono"/>
         </w:rPr>
-        <w:pict w14:anchorId="4784840E">
-          <v:rect id="_x0000_i1255" style="width:0;height:1.5pt" o:hralign="center" o:hrstd="t" o:hr="t" fillcolor="#a0a0a0" stroked="f"/>
+        <w:pict>
+          <v:rect id="_x0000_i1032" style="width:0;height:1.5pt" o:hralign="center" o:hrstd="t" o:hr="t" fillcolor="#a0a0a0" stroked="f"/>
         </w:pict>
       </w:r>
     </w:p>
@@ -1869,7 +1866,7 @@
           <w:noProof/>
         </w:rPr>
         <w:drawing>
-          <wp:inline distT="0" distB="0" distL="0" distR="0" wp14:anchorId="1A799ED1" wp14:editId="1DFE7AD7">
+          <wp:inline distT="0" distB="0" distL="0" distR="0" wp14:anchorId="0517A7C2" wp14:editId="778B77D8">
             <wp:extent cx="5943600" cy="920750"/>
             <wp:effectExtent l="0" t="0" r="0" b="0"/>
             <wp:docPr id="496729623" name="Picture 7"/>
@@ -1967,8 +1964,8 @@
         <w:rPr>
           <w:rFonts w:ascii="Roboto Mono" w:hAnsi="Roboto Mono"/>
         </w:rPr>
-        <w:pict w14:anchorId="41CAF77C">
-          <v:rect id="_x0000_i1256" style="width:0;height:1.5pt" o:hralign="center" o:hrstd="t" o:hr="t" fillcolor="#a0a0a0" stroked="f"/>
+        <w:pict>
+          <v:rect id="_x0000_i1033" style="width:0;height:1.5pt" o:hralign="center" o:hrstd="t" o:hr="t" fillcolor="#a0a0a0" stroked="f"/>
         </w:pict>
       </w:r>
     </w:p>
@@ -2069,7 +2066,7 @@
           <w:noProof/>
         </w:rPr>
         <w:drawing>
-          <wp:inline distT="0" distB="0" distL="0" distR="0" wp14:anchorId="33A8633F" wp14:editId="71E852DB">
+          <wp:inline distT="0" distB="0" distL="0" distR="0" wp14:anchorId="3C81866A" wp14:editId="500E6E8B">
             <wp:extent cx="5943600" cy="779780"/>
             <wp:effectExtent l="0" t="0" r="0" b="1270"/>
             <wp:docPr id="353972130" name="Picture 8"/>
@@ -2128,7 +2125,6 @@
         <w:rPr>
           <w:rFonts w:ascii="Roboto Mono" w:hAnsi="Roboto Mono"/>
         </w:rPr>
-        <w:lastRenderedPageBreak/>
         <w:t>SELECT *</w:t>
       </w:r>
     </w:p>
@@ -2155,8 +2151,8 @@
         <w:rPr>
           <w:rFonts w:ascii="Roboto Mono" w:hAnsi="Roboto Mono"/>
         </w:rPr>
-        <w:pict w14:anchorId="22852731">
-          <v:rect id="_x0000_i1257" style="width:0;height:1.5pt" o:hralign="center" o:hrstd="t" o:hr="t" fillcolor="#a0a0a0" stroked="f"/>
+        <w:pict>
+          <v:rect id="_x0000_i1034" style="width:0;height:1.5pt" o:hralign="center" o:hrstd="t" o:hr="t" fillcolor="#a0a0a0" stroked="f"/>
         </w:pict>
       </w:r>
     </w:p>
@@ -2270,7 +2266,7 @@
           <w:noProof/>
         </w:rPr>
         <w:drawing>
-          <wp:inline distT="0" distB="0" distL="0" distR="0" wp14:anchorId="725A56E3" wp14:editId="5ED8E378">
+          <wp:inline distT="0" distB="0" distL="0" distR="0" wp14:anchorId="54B3A2C3" wp14:editId="0A77EBA2">
             <wp:extent cx="5943600" cy="938530"/>
             <wp:effectExtent l="0" t="0" r="0" b="0"/>
             <wp:docPr id="548949070" name="Picture 9"/>
@@ -2381,8 +2377,8 @@
         <w:rPr>
           <w:rFonts w:ascii="Roboto Mono" w:hAnsi="Roboto Mono"/>
         </w:rPr>
-        <w:pict w14:anchorId="693D3FCA">
-          <v:rect id="_x0000_i1258" style="width:0;height:1.5pt" o:hralign="center" o:hrstd="t" o:hr="t" fillcolor="#a0a0a0" stroked="f"/>
+        <w:pict>
+          <v:rect id="_x0000_i1035" style="width:0;height:1.5pt" o:hralign="center" o:hrstd="t" o:hr="t" fillcolor="#a0a0a0" stroked="f"/>
         </w:pict>
       </w:r>
     </w:p>
@@ -2428,8 +2424,8 @@
         <w:rPr>
           <w:rFonts w:ascii="Roboto Mono" w:hAnsi="Roboto Mono"/>
         </w:rPr>
-        <w:pict w14:anchorId="6DC5230A">
-          <v:rect id="_x0000_i1259" style="width:0;height:1.5pt" o:hralign="center" o:hrstd="t" o:hr="t" fillcolor="#a0a0a0" stroked="f"/>
+        <w:pict>
+          <v:rect id="_x0000_i1036" style="width:0;height:1.5pt" o:hralign="center" o:hrstd="t" o:hr="t" fillcolor="#a0a0a0" stroked="f"/>
         </w:pict>
       </w:r>
     </w:p>
@@ -2536,7 +2532,7 @@
           <w:noProof/>
         </w:rPr>
         <w:drawing>
-          <wp:inline distT="0" distB="0" distL="0" distR="0" wp14:anchorId="479FFEB2" wp14:editId="19AB790D">
+          <wp:inline distT="0" distB="0" distL="0" distR="0" wp14:anchorId="359762B2" wp14:editId="0BB20D06">
             <wp:extent cx="5943600" cy="619125"/>
             <wp:effectExtent l="0" t="0" r="0" b="9525"/>
             <wp:docPr id="1521846614" name="Picture 10"/>
@@ -2595,7 +2591,6 @@
         <w:rPr>
           <w:rFonts w:ascii="Roboto Mono" w:hAnsi="Roboto Mono"/>
         </w:rPr>
-        <w:lastRenderedPageBreak/>
         <w:t>DROP VIEW view_name;</w:t>
       </w:r>
     </w:p>
@@ -2609,8 +2604,8 @@
         <w:rPr>
           <w:rFonts w:ascii="Roboto Mono" w:hAnsi="Roboto Mono"/>
         </w:rPr>
-        <w:pict w14:anchorId="3EDE1DBC">
-          <v:rect id="_x0000_i1260" style="width:0;height:1.5pt" o:hralign="center" o:hrstd="t" o:hr="t" fillcolor="#a0a0a0" stroked="f"/>
+        <w:pict>
+          <v:rect id="_x0000_i1037" style="width:0;height:1.5pt" o:hralign="center" o:hrstd="t" o:hr="t" fillcolor="#a0a0a0" stroked="f"/>
         </w:pict>
       </w:r>
     </w:p>
@@ -2644,7 +2639,7 @@
           <w:noProof/>
         </w:rPr>
         <w:drawing>
-          <wp:inline distT="0" distB="0" distL="0" distR="0" wp14:anchorId="728C06F9" wp14:editId="70D394FC">
+          <wp:inline distT="0" distB="0" distL="0" distR="0" wp14:anchorId="48AA6829" wp14:editId="4C6AC396">
             <wp:extent cx="5943600" cy="629285"/>
             <wp:effectExtent l="0" t="0" r="0" b="0"/>
             <wp:docPr id="1918444524" name="Picture 11"/>
@@ -2716,8 +2711,8 @@
         <w:rPr>
           <w:rFonts w:ascii="Roboto Mono" w:hAnsi="Roboto Mono"/>
         </w:rPr>
-        <w:pict w14:anchorId="6A278CBC">
-          <v:rect id="_x0000_i1261" style="width:0;height:1.5pt" o:hralign="center" o:hrstd="t" o:hr="t" fillcolor="#a0a0a0" stroked="f"/>
+        <w:pict>
+          <v:rect id="_x0000_i1038" style="width:0;height:1.5pt" o:hralign="center" o:hrstd="t" o:hr="t" fillcolor="#a0a0a0" stroked="f"/>
         </w:pict>
       </w:r>
     </w:p>
@@ -2745,7 +2740,7 @@
           <w:noProof/>
         </w:rPr>
         <w:drawing>
-          <wp:inline distT="0" distB="0" distL="0" distR="0" wp14:anchorId="79A22BE6" wp14:editId="00C80312">
+          <wp:inline distT="0" distB="0" distL="0" distR="0" wp14:anchorId="36DE3167" wp14:editId="051A0314">
             <wp:extent cx="5943600" cy="510540"/>
             <wp:effectExtent l="0" t="0" r="0" b="3810"/>
             <wp:docPr id="688037104" name="Picture 12"/>
@@ -2843,8 +2838,8 @@
         <w:rPr>
           <w:rFonts w:ascii="Roboto Mono" w:hAnsi="Roboto Mono"/>
         </w:rPr>
-        <w:pict w14:anchorId="0A4F0787">
-          <v:rect id="_x0000_i1262" style="width:0;height:1.5pt" o:hralign="center" o:hrstd="t" o:hr="t" fillcolor="#a0a0a0" stroked="f"/>
+        <w:pict>
+          <v:rect id="_x0000_i1039" style="width:0;height:1.5pt" o:hralign="center" o:hrstd="t" o:hr="t" fillcolor="#a0a0a0" stroked="f"/>
         </w:pict>
       </w:r>
     </w:p>
@@ -2951,7 +2946,7 @@
           <w:noProof/>
         </w:rPr>
         <w:drawing>
-          <wp:inline distT="0" distB="0" distL="0" distR="0" wp14:anchorId="46307994" wp14:editId="79F4C097">
+          <wp:inline distT="0" distB="0" distL="0" distR="0" wp14:anchorId="51F4D4C1" wp14:editId="3892DCAF">
             <wp:extent cx="5943600" cy="866140"/>
             <wp:effectExtent l="0" t="0" r="0" b="0"/>
             <wp:docPr id="1620550326" name="Picture 13"/>
@@ -3236,8 +3231,8 @@
         <w:rPr>
           <w:rFonts w:ascii="Roboto Mono" w:hAnsi="Roboto Mono"/>
         </w:rPr>
-        <w:pict w14:anchorId="14E089DB">
-          <v:rect id="_x0000_i1263" style="width:0;height:1.5pt" o:hralign="center" o:hrstd="t" o:hr="t" fillcolor="#a0a0a0" stroked="f"/>
+        <w:pict>
+          <v:rect id="_x0000_i1040" style="width:0;height:1.5pt" o:hralign="center" o:hrstd="t" o:hr="t" fillcolor="#a0a0a0" stroked="f"/>
         </w:pict>
       </w:r>
     </w:p>
@@ -3251,7 +3246,6 @@
         <w:rPr>
           <w:rFonts w:ascii="Roboto Mono" w:hAnsi="Roboto Mono"/>
         </w:rPr>
-        <w:lastRenderedPageBreak/>
         <w:t>Suppose employees should not see salary information.</w:t>
       </w:r>
     </w:p>
@@ -3279,7 +3273,7 @@
           <w:noProof/>
         </w:rPr>
         <w:drawing>
-          <wp:inline distT="0" distB="0" distL="0" distR="0" wp14:anchorId="652CAB1A" wp14:editId="1584B9F3">
+          <wp:inline distT="0" distB="0" distL="0" distR="0" wp14:anchorId="752906FA" wp14:editId="41FDAA1E">
             <wp:extent cx="5943600" cy="915035"/>
             <wp:effectExtent l="0" t="0" r="0" b="0"/>
             <wp:docPr id="1255231088" name="Picture 15"/>
@@ -3377,8 +3371,8 @@
         <w:rPr>
           <w:rFonts w:ascii="Roboto Mono" w:hAnsi="Roboto Mono"/>
         </w:rPr>
-        <w:pict w14:anchorId="051558CD">
-          <v:rect id="_x0000_i1264" style="width:0;height:1.5pt" o:hralign="center" o:hrstd="t" o:hr="t" fillcolor="#a0a0a0" stroked="f"/>
+        <w:pict>
+          <v:rect id="_x0000_i1041" style="width:0;height:1.5pt" o:hralign="center" o:hrstd="t" o:hr="t" fillcolor="#a0a0a0" stroked="f"/>
         </w:pict>
       </w:r>
     </w:p>
@@ -3406,7 +3400,7 @@
           <w:noProof/>
         </w:rPr>
         <w:drawing>
-          <wp:inline distT="0" distB="0" distL="0" distR="0" wp14:anchorId="3CE1AA54" wp14:editId="6FC85CAC">
+          <wp:inline distT="0" distB="0" distL="0" distR="0" wp14:anchorId="3B742022" wp14:editId="71018D05">
             <wp:extent cx="5943600" cy="777875"/>
             <wp:effectExtent l="0" t="0" r="0" b="3175"/>
             <wp:docPr id="1213322238" name="Picture 16"/>
@@ -3491,8 +3485,8 @@
         <w:rPr>
           <w:rFonts w:ascii="Roboto Mono" w:hAnsi="Roboto Mono"/>
         </w:rPr>
-        <w:pict w14:anchorId="1EFC5377">
-          <v:rect id="_x0000_i1265" style="width:0;height:1.5pt" o:hralign="center" o:hrstd="t" o:hr="t" fillcolor="#a0a0a0" stroked="f"/>
+        <w:pict>
+          <v:rect id="_x0000_i1042" style="width:0;height:1.5pt" o:hralign="center" o:hrstd="t" o:hr="t" fillcolor="#a0a0a0" stroked="f"/>
         </w:pict>
       </w:r>
     </w:p>
@@ -3520,7 +3514,7 @@
           <w:noProof/>
         </w:rPr>
         <w:drawing>
-          <wp:inline distT="0" distB="0" distL="0" distR="0" wp14:anchorId="0D4E9AFD" wp14:editId="740355C0">
+          <wp:inline distT="0" distB="0" distL="0" distR="0" wp14:anchorId="638BDC65" wp14:editId="0792F7F8">
             <wp:extent cx="5943600" cy="859155"/>
             <wp:effectExtent l="0" t="0" r="0" b="0"/>
             <wp:docPr id="1902515244" name="Picture 17"/>
@@ -3753,9 +3747,8 @@
         <w:rPr>
           <w:rFonts w:ascii="Roboto Mono" w:hAnsi="Roboto Mono"/>
         </w:rPr>
-        <w:lastRenderedPageBreak/>
-        <w:pict w14:anchorId="511ACF66">
-          <v:rect id="_x0000_i1266" style="width:0;height:1.5pt" o:hralign="center" o:hrstd="t" o:hr="t" fillcolor="#a0a0a0" stroked="f"/>
+        <w:pict>
+          <v:rect id="_x0000_i1043" style="width:0;height:1.5pt" o:hralign="center" o:hrstd="t" o:hr="t" fillcolor="#a0a0a0" stroked="f"/>
         </w:pict>
       </w:r>
     </w:p>
@@ -3869,7 +3862,7 @@
           <w:noProof/>
         </w:rPr>
         <w:drawing>
-          <wp:inline distT="0" distB="0" distL="0" distR="0" wp14:anchorId="363A7693" wp14:editId="48D8CF42">
+          <wp:inline distT="0" distB="0" distL="0" distR="0" wp14:anchorId="2C3FA070" wp14:editId="1FFABD22">
             <wp:extent cx="5943600" cy="334010"/>
             <wp:effectExtent l="0" t="0" r="0" b="8890"/>
             <wp:docPr id="444492922" name="Picture 18"/>
@@ -3955,7 +3948,7 @@
           <w:noProof/>
         </w:rPr>
         <w:drawing>
-          <wp:inline distT="0" distB="0" distL="0" distR="0" wp14:anchorId="69B0463F" wp14:editId="486B2782">
+          <wp:inline distT="0" distB="0" distL="0" distR="0" wp14:anchorId="71369006" wp14:editId="55402BBE">
             <wp:extent cx="5943600" cy="343535"/>
             <wp:effectExtent l="0" t="0" r="0" b="0"/>
             <wp:docPr id="618278625" name="Picture 19"/>
@@ -4040,8 +4033,8 @@
         <w:rPr>
           <w:rFonts w:ascii="Roboto Mono" w:hAnsi="Roboto Mono"/>
         </w:rPr>
-        <w:pict w14:anchorId="0C936DB9">
-          <v:rect id="_x0000_i1267" style="width:0;height:1.5pt" o:hralign="center" o:hrstd="t" o:hr="t" fillcolor="#a0a0a0" stroked="f"/>
+        <w:pict>
+          <v:rect id="_x0000_i1044" style="width:0;height:1.5pt" o:hralign="center" o:hrstd="t" o:hr="t" fillcolor="#a0a0a0" stroked="f"/>
         </w:pict>
       </w:r>
     </w:p>
@@ -4148,7 +4141,7 @@
           <w:noProof/>
         </w:rPr>
         <w:drawing>
-          <wp:inline distT="0" distB="0" distL="0" distR="0" wp14:anchorId="22D360ED" wp14:editId="617F93B0">
+          <wp:inline distT="0" distB="0" distL="0" distR="0" wp14:anchorId="19DAF1B7" wp14:editId="7F77BD36">
             <wp:extent cx="5943600" cy="510540"/>
             <wp:effectExtent l="0" t="0" r="0" b="3810"/>
             <wp:docPr id="474362653" name="Picture 20"/>
@@ -4323,8 +4316,8 @@
         <w:rPr>
           <w:rFonts w:ascii="Roboto Mono" w:hAnsi="Roboto Mono"/>
         </w:rPr>
-        <w:pict w14:anchorId="0EE51ABE">
-          <v:rect id="_x0000_i1268" style="width:0;height:1.5pt" o:hralign="center" o:hrstd="t" o:hr="t" fillcolor="#a0a0a0" stroked="f"/>
+        <w:pict>
+          <v:rect id="_x0000_i1045" style="width:0;height:1.5pt" o:hralign="center" o:hrstd="t" o:hr="t" fillcolor="#a0a0a0" stroked="f"/>
         </w:pict>
       </w:r>
     </w:p>
@@ -4358,7 +4351,7 @@
           <w:noProof/>
         </w:rPr>
         <w:drawing>
-          <wp:inline distT="0" distB="0" distL="0" distR="0" wp14:anchorId="7DFCE826" wp14:editId="37F6E550">
+          <wp:inline distT="0" distB="0" distL="0" distR="0" wp14:anchorId="2FA2C89D" wp14:editId="12F6FC97">
             <wp:extent cx="5943600" cy="519430"/>
             <wp:effectExtent l="0" t="0" r="0" b="0"/>
             <wp:docPr id="3717842" name="Picture 21"/>
@@ -4448,7 +4441,6 @@
                 <w:b/>
                 <w:bCs/>
               </w:rPr>
-              <w:lastRenderedPageBreak/>
               <w:t>OrderID</w:t>
             </w:r>
           </w:p>
@@ -4534,8 +4526,8 @@
         <w:rPr>
           <w:rFonts w:ascii="Roboto Mono" w:hAnsi="Roboto Mono"/>
         </w:rPr>
-        <w:pict w14:anchorId="063F97E9">
-          <v:rect id="_x0000_i1269" style="width:0;height:1.5pt" o:hralign="center" o:hrstd="t" o:hr="t" fillcolor="#a0a0a0" stroked="f"/>
+        <w:pict>
+          <v:rect id="_x0000_i1046" style="width:0;height:1.5pt" o:hralign="center" o:hrstd="t" o:hr="t" fillcolor="#a0a0a0" stroked="f"/>
         </w:pict>
       </w:r>
     </w:p>
@@ -4569,7 +4561,7 @@
           <w:noProof/>
         </w:rPr>
         <w:drawing>
-          <wp:inline distT="0" distB="0" distL="0" distR="0" wp14:anchorId="37D431B0" wp14:editId="0F015A7B">
+          <wp:inline distT="0" distB="0" distL="0" distR="0" wp14:anchorId="2844E042" wp14:editId="755C0EAD">
             <wp:extent cx="5943600" cy="1543685"/>
             <wp:effectExtent l="0" t="0" r="0" b="0"/>
             <wp:docPr id="1609920843" name="Picture 22"/>
@@ -4719,8 +4711,8 @@
         <w:rPr>
           <w:rFonts w:ascii="Roboto Mono" w:hAnsi="Roboto Mono"/>
         </w:rPr>
-        <w:pict w14:anchorId="50B3718D">
-          <v:rect id="_x0000_i1270" style="width:0;height:1.5pt" o:hralign="center" o:hrstd="t" o:hr="t" fillcolor="#a0a0a0" stroked="f"/>
+        <w:pict>
+          <v:rect id="_x0000_i1047" style="width:0;height:1.5pt" o:hralign="center" o:hrstd="t" o:hr="t" fillcolor="#a0a0a0" stroked="f"/>
         </w:pict>
       </w:r>
     </w:p>
@@ -4754,7 +4746,7 @@
           <w:noProof/>
         </w:rPr>
         <w:drawing>
-          <wp:inline distT="0" distB="0" distL="0" distR="0" wp14:anchorId="14B47205" wp14:editId="7DB4D7A3">
+          <wp:inline distT="0" distB="0" distL="0" distR="0" wp14:anchorId="67AC06B8" wp14:editId="4D8AB50F">
             <wp:extent cx="5943600" cy="516890"/>
             <wp:effectExtent l="0" t="0" r="0" b="0"/>
             <wp:docPr id="1116046880" name="Picture 23"/>
@@ -4929,8 +4921,8 @@
         <w:rPr>
           <w:rFonts w:ascii="Roboto Mono" w:hAnsi="Roboto Mono"/>
         </w:rPr>
-        <w:pict w14:anchorId="0F181900">
-          <v:rect id="_x0000_i1271" style="width:0;height:1.5pt" o:hralign="center" o:hrstd="t" o:hr="t" fillcolor="#a0a0a0" stroked="f"/>
+        <w:pict>
+          <v:rect id="_x0000_i1048" style="width:0;height:1.5pt" o:hralign="center" o:hrstd="t" o:hr="t" fillcolor="#a0a0a0" stroked="f"/>
         </w:pict>
       </w:r>
     </w:p>
@@ -4942,7 +4934,6 @@
         <w:rPr>
           <w:rFonts w:ascii="Segoe UI Emoji" w:hAnsi="Segoe UI Emoji" w:cs="Segoe UI Emoji"/>
         </w:rPr>
-        <w:lastRenderedPageBreak/>
         <w:t>📊</w:t>
       </w:r>
       <w:r>
@@ -5021,7 +5012,7 @@
           <w:noProof/>
         </w:rPr>
         <w:drawing>
-          <wp:inline distT="0" distB="0" distL="0" distR="0" wp14:anchorId="2F0333A4" wp14:editId="35EA434C">
+          <wp:inline distT="0" distB="0" distL="0" distR="0" wp14:anchorId="5D50CFB9" wp14:editId="003DCCCB">
             <wp:extent cx="5943600" cy="1913890"/>
             <wp:effectExtent l="0" t="0" r="0" b="0"/>
             <wp:docPr id="1109113207" name="Picture 24"/>
@@ -5561,8 +5552,8 @@
         <w:rPr>
           <w:rFonts w:ascii="Roboto Mono" w:hAnsi="Roboto Mono"/>
         </w:rPr>
-        <w:pict w14:anchorId="2A83C242">
-          <v:rect id="_x0000_i1272" style="width:0;height:1.5pt" o:hralign="center" o:hrstd="t" o:hr="t" fillcolor="#a0a0a0" stroked="f"/>
+        <w:pict>
+          <v:rect id="_x0000_i1049" style="width:0;height:1.5pt" o:hralign="center" o:hrstd="t" o:hr="t" fillcolor="#a0a0a0" stroked="f"/>
         </w:pict>
       </w:r>
     </w:p>
@@ -5669,7 +5660,7 @@
           <w:noProof/>
         </w:rPr>
         <w:drawing>
-          <wp:inline distT="0" distB="0" distL="0" distR="0" wp14:anchorId="5E4F891F" wp14:editId="3666D576">
+          <wp:inline distT="0" distB="0" distL="0" distR="0" wp14:anchorId="5DE64064" wp14:editId="65412274">
             <wp:extent cx="5943600" cy="1096645"/>
             <wp:effectExtent l="0" t="0" r="0" b="8255"/>
             <wp:docPr id="1200088378" name="Picture 27"/>
@@ -5741,9 +5732,8 @@
         <w:rPr>
           <w:noProof/>
         </w:rPr>
-        <w:lastRenderedPageBreak/>
         <w:drawing>
-          <wp:inline distT="0" distB="0" distL="0" distR="0" wp14:anchorId="7DE7AE5D" wp14:editId="32A97460">
+          <wp:inline distT="0" distB="0" distL="0" distR="0" wp14:anchorId="0ED3BA79" wp14:editId="6BA570DF">
             <wp:extent cx="5943600" cy="772795"/>
             <wp:effectExtent l="0" t="0" r="0" b="8255"/>
             <wp:docPr id="1660976723" name="Picture 28"/>
@@ -5841,8 +5831,8 @@
         <w:rPr>
           <w:rFonts w:ascii="Roboto Mono" w:hAnsi="Roboto Mono"/>
         </w:rPr>
-        <w:pict w14:anchorId="1BC02CBB">
-          <v:rect id="_x0000_i1273" style="width:0;height:1.5pt" o:hralign="center" o:hrstd="t" o:hr="t" fillcolor="#a0a0a0" stroked="f"/>
+        <w:pict>
+          <v:rect id="_x0000_i1050" style="width:0;height:1.5pt" o:hralign="center" o:hrstd="t" o:hr="t" fillcolor="#a0a0a0" stroked="f"/>
         </w:pict>
       </w:r>
     </w:p>
@@ -5876,7 +5866,7 @@
           <w:noProof/>
         </w:rPr>
         <w:drawing>
-          <wp:inline distT="0" distB="0" distL="0" distR="0" wp14:anchorId="31AEE128" wp14:editId="7931E3BE">
+          <wp:inline distT="0" distB="0" distL="0" distR="0" wp14:anchorId="44E80EB3" wp14:editId="1588D441">
             <wp:extent cx="5943600" cy="772795"/>
             <wp:effectExtent l="0" t="0" r="0" b="8255"/>
             <wp:docPr id="890157673" name="Picture 29"/>
@@ -5961,8 +5951,8 @@
         <w:rPr>
           <w:rFonts w:ascii="Roboto Mono" w:hAnsi="Roboto Mono"/>
         </w:rPr>
-        <w:pict w14:anchorId="3680B1BD">
-          <v:rect id="_x0000_i1274" style="width:0;height:1.5pt" o:hralign="center" o:hrstd="t" o:hr="t" fillcolor="#a0a0a0" stroked="f"/>
+        <w:pict>
+          <v:rect id="_x0000_i1051" style="width:0;height:1.5pt" o:hralign="center" o:hrstd="t" o:hr="t" fillcolor="#a0a0a0" stroked="f"/>
         </w:pict>
       </w:r>
     </w:p>
@@ -5996,7 +5986,7 @@
           <w:noProof/>
         </w:rPr>
         <w:drawing>
-          <wp:inline distT="0" distB="0" distL="0" distR="0" wp14:anchorId="6F5658BC" wp14:editId="79D5E00E">
+          <wp:inline distT="0" distB="0" distL="0" distR="0" wp14:anchorId="3D437251" wp14:editId="5F8569D0">
             <wp:extent cx="5943600" cy="628650"/>
             <wp:effectExtent l="0" t="0" r="0" b="0"/>
             <wp:docPr id="232252938" name="Picture 30"/>
@@ -6068,8 +6058,8 @@
         <w:rPr>
           <w:rFonts w:ascii="Roboto Mono" w:hAnsi="Roboto Mono"/>
         </w:rPr>
-        <w:pict w14:anchorId="022F7528">
-          <v:rect id="_x0000_i1275" style="width:0;height:1.5pt" o:hralign="center" o:hrstd="t" o:hr="t" fillcolor="#a0a0a0" stroked="f"/>
+        <w:pict>
+          <v:rect id="_x0000_i1052" style="width:0;height:1.5pt" o:hralign="center" o:hrstd="t" o:hr="t" fillcolor="#a0a0a0" stroked="f"/>
         </w:pict>
       </w:r>
     </w:p>
@@ -6128,7 +6118,7 @@
           <w:noProof/>
         </w:rPr>
         <w:drawing>
-          <wp:inline distT="0" distB="0" distL="0" distR="0" wp14:anchorId="1B1B5D71" wp14:editId="60F79356">
+          <wp:inline distT="0" distB="0" distL="0" distR="0" wp14:anchorId="1C3928FB" wp14:editId="57E5E58C">
             <wp:extent cx="5943600" cy="623570"/>
             <wp:effectExtent l="0" t="0" r="0" b="5080"/>
             <wp:docPr id="2104538022" name="Picture 31"/>
@@ -6308,9 +6298,8 @@
         <w:rPr>
           <w:rFonts w:ascii="Roboto Mono" w:hAnsi="Roboto Mono"/>
         </w:rPr>
-        <w:lastRenderedPageBreak/>
-        <w:pict w14:anchorId="71AE3CAC">
-          <v:rect id="_x0000_i1276" style="width:0;height:1.5pt" o:hralign="center" o:hrstd="t" o:hr="t" fillcolor="#a0a0a0" stroked="f"/>
+        <w:pict>
+          <v:rect id="_x0000_i1053" style="width:0;height:1.5pt" o:hralign="center" o:hrstd="t" o:hr="t" fillcolor="#a0a0a0" stroked="f"/>
         </w:pict>
       </w:r>
     </w:p>
@@ -6338,7 +6327,7 @@
           <w:noProof/>
         </w:rPr>
         <w:drawing>
-          <wp:inline distT="0" distB="0" distL="0" distR="0" wp14:anchorId="00FF20A3" wp14:editId="538AF30A">
+          <wp:inline distT="0" distB="0" distL="0" distR="0" wp14:anchorId="29A406D3" wp14:editId="14A693C3">
             <wp:extent cx="5943600" cy="1380490"/>
             <wp:effectExtent l="0" t="0" r="0" b="0"/>
             <wp:docPr id="1169130177" name="Picture 32"/>
@@ -6475,8 +6464,8 @@
         <w:rPr>
           <w:rFonts w:ascii="Roboto Mono" w:hAnsi="Roboto Mono"/>
         </w:rPr>
-        <w:pict w14:anchorId="445A74B8">
-          <v:rect id="_x0000_i1277" style="width:0;height:1.5pt" o:hralign="center" o:hrstd="t" o:hr="t" fillcolor="#a0a0a0" stroked="f"/>
+        <w:pict>
+          <v:rect id="_x0000_i1054" style="width:0;height:1.5pt" o:hralign="center" o:hrstd="t" o:hr="t" fillcolor="#a0a0a0" stroked="f"/>
         </w:pict>
       </w:r>
     </w:p>
@@ -6503,8 +6492,8 @@
         <w:rPr>
           <w:rFonts w:ascii="Roboto Mono" w:hAnsi="Roboto Mono"/>
         </w:rPr>
-        <w:pict w14:anchorId="5D3C8657">
-          <v:rect id="_x0000_i1278" style="width:0;height:1.5pt" o:hralign="center" o:hrstd="t" o:hr="t" fillcolor="#a0a0a0" stroked="f"/>
+        <w:pict>
+          <v:rect id="_x0000_i1055" style="width:0;height:1.5pt" o:hralign="center" o:hrstd="t" o:hr="t" fillcolor="#a0a0a0" stroked="f"/>
         </w:pict>
       </w:r>
     </w:p>
@@ -6690,8 +6679,8 @@
         <w:rPr>
           <w:rFonts w:ascii="Roboto Mono" w:hAnsi="Roboto Mono"/>
         </w:rPr>
-        <w:pict w14:anchorId="75FAAD17">
-          <v:rect id="_x0000_i1279" style="width:0;height:1.5pt" o:hralign="center" o:hrstd="t" o:hr="t" fillcolor="#a0a0a0" stroked="f"/>
+        <w:pict>
+          <v:rect id="_x0000_i1056" style="width:0;height:1.5pt" o:hralign="center" o:hrstd="t" o:hr="t" fillcolor="#a0a0a0" stroked="f"/>
         </w:pict>
       </w:r>
     </w:p>
@@ -6703,7 +6692,6 @@
         <w:rPr>
           <w:rFonts w:ascii="Segoe UI Emoji" w:hAnsi="Segoe UI Emoji" w:cs="Segoe UI Emoji"/>
         </w:rPr>
-        <w:lastRenderedPageBreak/>
         <w:t>❌</w:t>
       </w:r>
       <w:r>
@@ -6830,8 +6818,8 @@
         <w:rPr>
           <w:rFonts w:ascii="Roboto Mono" w:hAnsi="Roboto Mono"/>
         </w:rPr>
-        <w:pict w14:anchorId="2CCF445E">
-          <v:rect id="_x0000_i1280" style="width:0;height:1.5pt" o:hralign="center" o:hrstd="t" o:hr="t" fillcolor="#a0a0a0" stroked="f"/>
+        <w:pict>
+          <v:rect id="_x0000_i1057" style="width:0;height:1.5pt" o:hralign="center" o:hrstd="t" o:hr="t" fillcolor="#a0a0a0" stroked="f"/>
         </w:pict>
       </w:r>
     </w:p>
@@ -6846,10 +6834,7 @@
         <w:t>🧪</w:t>
       </w:r>
       <w:r>
-        <w:t xml:space="preserve"> </w:t>
-      </w:r>
-      <w:r>
-        <w:t>Example</w:t>
+        <w:t xml:space="preserve"> Example</w:t>
       </w:r>
     </w:p>
     <w:p>
@@ -6966,8 +6951,8 @@
         <w:rPr>
           <w:rFonts w:ascii="Roboto Mono" w:hAnsi="Roboto Mono"/>
         </w:rPr>
-        <w:pict w14:anchorId="42B5F801">
-          <v:rect id="_x0000_i1908" style="width:0;height:1.5pt" o:hralign="center" o:hrstd="t" o:hr="t" fillcolor="#a0a0a0" stroked="f"/>
+        <w:pict>
+          <v:rect id="_x0000_i1058" style="width:0;height:1.5pt" o:hralign="center" o:hrstd="t" o:hr="t" fillcolor="#a0a0a0" stroked="f"/>
         </w:pict>
       </w:r>
     </w:p>
@@ -7069,7 +7054,7 @@
           <w:noProof/>
         </w:rPr>
         <w:drawing>
-          <wp:inline distT="0" distB="0" distL="0" distR="0" wp14:anchorId="67E89FD9" wp14:editId="0C824E4C">
+          <wp:inline distT="0" distB="0" distL="0" distR="0" wp14:anchorId="557F61C7" wp14:editId="12D6E324">
             <wp:extent cx="5943600" cy="1570990"/>
             <wp:effectExtent l="0" t="0" r="0" b="0"/>
             <wp:docPr id="1120446312" name="Picture 36"/>
@@ -7154,7 +7139,6 @@
         <w:rPr>
           <w:rFonts w:ascii="Roboto Mono" w:hAnsi="Roboto Mono"/>
         </w:rPr>
-        <w:lastRenderedPageBreak/>
         <w:t xml:space="preserve">    Name VARCHAR(100),</w:t>
       </w:r>
     </w:p>
@@ -7220,8 +7204,8 @@
         <w:rPr>
           <w:rFonts w:ascii="Roboto Mono" w:hAnsi="Roboto Mono"/>
         </w:rPr>
-        <w:pict w14:anchorId="59F80C10">
-          <v:rect id="_x0000_i1909" style="width:0;height:1.5pt" o:hralign="center" o:hrstd="t" o:hr="t" fillcolor="#a0a0a0" stroked="f"/>
+        <w:pict>
+          <v:rect id="_x0000_i1059" style="width:0;height:1.5pt" o:hralign="center" o:hrstd="t" o:hr="t" fillcolor="#a0a0a0" stroked="f"/>
         </w:pict>
       </w:r>
     </w:p>
@@ -7314,7 +7298,7 @@
           <w:noProof/>
         </w:rPr>
         <w:drawing>
-          <wp:inline distT="0" distB="0" distL="0" distR="0" wp14:anchorId="4C84FEDE" wp14:editId="5BE08D1D">
+          <wp:inline distT="0" distB="0" distL="0" distR="0" wp14:anchorId="58D4995E" wp14:editId="6F0C9B50">
             <wp:extent cx="5943600" cy="1692275"/>
             <wp:effectExtent l="0" t="0" r="0" b="3175"/>
             <wp:docPr id="1323484164" name="Picture 37"/>
@@ -7477,8 +7461,8 @@
         <w:rPr>
           <w:rFonts w:ascii="Roboto Mono" w:hAnsi="Roboto Mono"/>
         </w:rPr>
-        <w:pict w14:anchorId="1BF3A984">
-          <v:rect id="_x0000_i1910" style="width:0;height:1.5pt" o:hralign="center" o:hrstd="t" o:hr="t" fillcolor="#a0a0a0" stroked="f"/>
+        <w:pict>
+          <v:rect id="_x0000_i1060" style="width:0;height:1.5pt" o:hralign="center" o:hrstd="t" o:hr="t" fillcolor="#a0a0a0" stroked="f"/>
         </w:pict>
       </w:r>
     </w:p>
@@ -7490,7 +7474,6 @@
         </w:rPr>
       </w:pPr>
       <w:r>
-        <w:lastRenderedPageBreak/>
         <w:t>basic command</w:t>
       </w:r>
     </w:p>
@@ -7594,7 +7577,7 @@
           <w:noProof/>
         </w:rPr>
         <w:drawing>
-          <wp:inline distT="0" distB="0" distL="0" distR="0" wp14:anchorId="343087AA" wp14:editId="6352ED19">
+          <wp:inline distT="0" distB="0" distL="0" distR="0" wp14:anchorId="51AF490B" wp14:editId="4C9203EF">
             <wp:extent cx="5943600" cy="1569720"/>
             <wp:effectExtent l="0" t="0" r="0" b="0"/>
             <wp:docPr id="1841046526" name="Picture 40"/>
@@ -7744,8 +7727,8 @@
         <w:rPr>
           <w:rFonts w:ascii="Roboto Mono" w:hAnsi="Roboto Mono"/>
         </w:rPr>
-        <w:pict w14:anchorId="377F93C5">
-          <v:rect id="_x0000_i1912" style="width:0;height:1.5pt" o:hralign="center" o:hrstd="t" o:hr="t" fillcolor="#a0a0a0" stroked="f"/>
+        <w:pict>
+          <v:rect id="_x0000_i1061" style="width:0;height:1.5pt" o:hralign="center" o:hrstd="t" o:hr="t" fillcolor="#a0a0a0" stroked="f"/>
         </w:pict>
       </w:r>
     </w:p>
@@ -7838,7 +7821,7 @@
           <w:noProof/>
         </w:rPr>
         <w:drawing>
-          <wp:inline distT="0" distB="0" distL="0" distR="0" wp14:anchorId="21B63320" wp14:editId="7B7E14BA">
+          <wp:inline distT="0" distB="0" distL="0" distR="0" wp14:anchorId="18ADD8F8" wp14:editId="60696035">
             <wp:extent cx="5943600" cy="619125"/>
             <wp:effectExtent l="0" t="0" r="0" b="9525"/>
             <wp:docPr id="276942689" name="Picture 41"/>
@@ -7923,9 +7906,8 @@
         <w:rPr>
           <w:noProof/>
         </w:rPr>
-        <w:lastRenderedPageBreak/>
         <w:drawing>
-          <wp:inline distT="0" distB="0" distL="0" distR="0" wp14:anchorId="490411A0" wp14:editId="672B4070">
+          <wp:inline distT="0" distB="0" distL="0" distR="0" wp14:anchorId="459CC159" wp14:editId="29B242FC">
             <wp:extent cx="5943600" cy="1537335"/>
             <wp:effectExtent l="0" t="0" r="0" b="5715"/>
             <wp:docPr id="73167718" name="Picture 42"/>
@@ -8340,8 +8322,8 @@
         <w:rPr>
           <w:rFonts w:ascii="Roboto Mono" w:hAnsi="Roboto Mono"/>
         </w:rPr>
-        <w:pict w14:anchorId="3454B386">
-          <v:rect id="_x0000_i1913" style="width:0;height:1.5pt" o:hralign="center" o:hrstd="t" o:hr="t" fillcolor="#a0a0a0" stroked="f"/>
+        <w:pict>
+          <v:rect id="_x0000_i1062" style="width:0;height:1.5pt" o:hralign="center" o:hrstd="t" o:hr="t" fillcolor="#a0a0a0" stroked="f"/>
         </w:pict>
       </w:r>
     </w:p>
@@ -8448,7 +8430,7 @@
           <w:noProof/>
         </w:rPr>
         <w:drawing>
-          <wp:inline distT="0" distB="0" distL="0" distR="0" wp14:anchorId="30860C6C" wp14:editId="73F28C27">
+          <wp:inline distT="0" distB="0" distL="0" distR="0" wp14:anchorId="36C0743F" wp14:editId="10385F4B">
             <wp:extent cx="5943600" cy="1414145"/>
             <wp:effectExtent l="0" t="0" r="0" b="0"/>
             <wp:docPr id="1607800978" name="Picture 46"/>
@@ -8572,7 +8554,6 @@
         <w:rPr>
           <w:rFonts w:ascii="Roboto Mono" w:hAnsi="Roboto Mono"/>
         </w:rPr>
-        <w:lastRenderedPageBreak/>
         <w:t>FROM Employees;</w:t>
       </w:r>
     </w:p>
@@ -8586,8 +8567,8 @@
         <w:rPr>
           <w:rFonts w:ascii="Roboto Mono" w:hAnsi="Roboto Mono"/>
         </w:rPr>
-        <w:pict w14:anchorId="0526E016">
-          <v:rect id="_x0000_i1915" style="width:0;height:1.5pt" o:hralign="center" o:hrstd="t" o:hr="t" fillcolor="#a0a0a0" stroked="f"/>
+        <w:pict>
+          <v:rect id="_x0000_i1063" style="width:0;height:1.5pt" o:hralign="center" o:hrstd="t" o:hr="t" fillcolor="#a0a0a0" stroked="f"/>
         </w:pict>
       </w:r>
     </w:p>
@@ -8680,7 +8661,7 @@
           <w:noProof/>
         </w:rPr>
         <w:drawing>
-          <wp:inline distT="0" distB="0" distL="0" distR="0" wp14:anchorId="03F40913" wp14:editId="1774805C">
+          <wp:inline distT="0" distB="0" distL="0" distR="0" wp14:anchorId="5DAC81E2" wp14:editId="3DFF9970">
             <wp:extent cx="5943600" cy="622300"/>
             <wp:effectExtent l="0" t="0" r="0" b="6350"/>
             <wp:docPr id="1033628751" name="Picture 47"/>
@@ -8752,8 +8733,8 @@
         <w:rPr>
           <w:rFonts w:ascii="Roboto Mono" w:hAnsi="Roboto Mono"/>
         </w:rPr>
-        <w:pict w14:anchorId="3F6F6889">
-          <v:rect id="_x0000_i1916" style="width:0;height:1.5pt" o:hralign="center" o:hrstd="t" o:hr="t" fillcolor="#a0a0a0" stroked="f"/>
+        <w:pict>
+          <v:rect id="_x0000_i1064" style="width:0;height:1.5pt" o:hralign="center" o:hrstd="t" o:hr="t" fillcolor="#a0a0a0" stroked="f"/>
         </w:pict>
       </w:r>
     </w:p>
@@ -8846,7 +8827,7 @@
           <w:noProof/>
         </w:rPr>
         <w:drawing>
-          <wp:inline distT="0" distB="0" distL="0" distR="0" wp14:anchorId="2A480B4F" wp14:editId="760C09DA">
+          <wp:inline distT="0" distB="0" distL="0" distR="0" wp14:anchorId="11AE2B77" wp14:editId="61C63C89">
             <wp:extent cx="5943600" cy="1569720"/>
             <wp:effectExtent l="0" t="0" r="0" b="0"/>
             <wp:docPr id="1442769381" name="Picture 48"/>
@@ -8996,8 +8977,8 @@
         <w:rPr>
           <w:rFonts w:ascii="Roboto Mono" w:hAnsi="Roboto Mono"/>
         </w:rPr>
-        <w:pict w14:anchorId="300A209E">
-          <v:rect id="_x0000_i1917" style="width:0;height:1.5pt" o:hralign="center" o:hrstd="t" o:hr="t" fillcolor="#a0a0a0" stroked="f"/>
+        <w:pict>
+          <v:rect id="_x0000_i1065" style="width:0;height:1.5pt" o:hralign="center" o:hrstd="t" o:hr="t" fillcolor="#a0a0a0" stroked="f"/>
         </w:pict>
       </w:r>
     </w:p>
@@ -9006,7 +8987,6 @@
         <w:pStyle w:val="Heading5"/>
       </w:pPr>
       <w:r>
-        <w:lastRenderedPageBreak/>
         <w:t>6️</w:t>
       </w:r>
       <w:r>
@@ -9091,7 +9071,7 @@
           <w:noProof/>
         </w:rPr>
         <w:drawing>
-          <wp:inline distT="0" distB="0" distL="0" distR="0" wp14:anchorId="406726B6" wp14:editId="10E6F4E6">
+          <wp:inline distT="0" distB="0" distL="0" distR="0" wp14:anchorId="0D0D387A" wp14:editId="4F3C5897">
             <wp:extent cx="5943600" cy="939800"/>
             <wp:effectExtent l="0" t="0" r="0" b="0"/>
             <wp:docPr id="853880367" name="Picture 52"/>
@@ -9189,8 +9169,8 @@
         <w:rPr>
           <w:rFonts w:ascii="Roboto Mono" w:hAnsi="Roboto Mono"/>
         </w:rPr>
-        <w:pict w14:anchorId="74E9C17A">
-          <v:rect id="_x0000_i1919" style="width:0;height:1.5pt" o:hralign="center" o:hrstd="t" o:hr="t" fillcolor="#a0a0a0" stroked="f"/>
+        <w:pict>
+          <v:rect id="_x0000_i1066" style="width:0;height:1.5pt" o:hralign="center" o:hrstd="t" o:hr="t" fillcolor="#a0a0a0" stroked="f"/>
         </w:pict>
       </w:r>
     </w:p>
@@ -9283,7 +9263,7 @@
           <w:noProof/>
         </w:rPr>
         <w:drawing>
-          <wp:inline distT="0" distB="0" distL="0" distR="0" wp14:anchorId="0D027AA7" wp14:editId="6860B954">
+          <wp:inline distT="0" distB="0" distL="0" distR="0" wp14:anchorId="591F8281" wp14:editId="28DE6D0D">
             <wp:extent cx="5943600" cy="622300"/>
             <wp:effectExtent l="0" t="0" r="0" b="6350"/>
             <wp:docPr id="1857104537" name="Picture 53"/>
@@ -9574,8 +9554,8 @@
         <w:rPr>
           <w:rFonts w:ascii="Roboto Mono" w:hAnsi="Roboto Mono"/>
         </w:rPr>
-        <w:pict w14:anchorId="46B05351">
-          <v:rect id="_x0000_i1920" style="width:0;height:1.5pt" o:hralign="center" o:hrstd="t" o:hr="t" fillcolor="#a0a0a0" stroked="f"/>
+        <w:pict>
+          <v:rect id="_x0000_i1067" style="width:0;height:1.5pt" o:hralign="center" o:hrstd="t" o:hr="t" fillcolor="#a0a0a0" stroked="f"/>
         </w:pict>
       </w:r>
     </w:p>
@@ -9667,9 +9647,8 @@
         <w:rPr>
           <w:noProof/>
         </w:rPr>
-        <w:lastRenderedPageBreak/>
         <w:drawing>
-          <wp:inline distT="0" distB="0" distL="0" distR="0" wp14:anchorId="7CECB8B7" wp14:editId="5EB15F7E">
+          <wp:inline distT="0" distB="0" distL="0" distR="0" wp14:anchorId="780A4B8F" wp14:editId="3E01A3DC">
             <wp:extent cx="5943600" cy="1549400"/>
             <wp:effectExtent l="0" t="0" r="0" b="0"/>
             <wp:docPr id="1662327381" name="Picture 54"/>
@@ -9819,8 +9798,8 @@
         <w:rPr>
           <w:rFonts w:ascii="Roboto Mono" w:hAnsi="Roboto Mono"/>
         </w:rPr>
-        <w:pict w14:anchorId="757916C6">
-          <v:rect id="_x0000_i1921" style="width:0;height:1.5pt" o:hralign="center" o:hrstd="t" o:hr="t" fillcolor="#a0a0a0" stroked="f"/>
+        <w:pict>
+          <v:rect id="_x0000_i1068" style="width:0;height:1.5pt" o:hralign="center" o:hrstd="t" o:hr="t" fillcolor="#a0a0a0" stroked="f"/>
         </w:pict>
       </w:r>
     </w:p>
@@ -9841,8 +9820,8 @@
         <w:rPr>
           <w:rFonts w:ascii="Roboto Mono" w:hAnsi="Roboto Mono"/>
         </w:rPr>
-        <w:pict w14:anchorId="416BADA7">
-          <v:rect id="_x0000_i1922" style="width:0;height:1.5pt" o:hralign="center" o:hrstd="t" o:hr="t" fillcolor="#a0a0a0" stroked="f"/>
+        <w:pict>
+          <v:rect id="_x0000_i1069" style="width:0;height:1.5pt" o:hralign="center" o:hrstd="t" o:hr="t" fillcolor="#a0a0a0" stroked="f"/>
         </w:pict>
       </w:r>
     </w:p>
@@ -9935,7 +9914,7 @@
           <w:noProof/>
         </w:rPr>
         <w:drawing>
-          <wp:inline distT="0" distB="0" distL="0" distR="0" wp14:anchorId="09AA4389" wp14:editId="5574C1E8">
+          <wp:inline distT="0" distB="0" distL="0" distR="0" wp14:anchorId="5FF812F3" wp14:editId="4AFBE0EC">
             <wp:extent cx="5943600" cy="1716405"/>
             <wp:effectExtent l="0" t="0" r="0" b="0"/>
             <wp:docPr id="1582004191" name="Picture 56"/>
@@ -10020,7 +9999,6 @@
         <w:rPr>
           <w:rFonts w:ascii="Roboto Mono" w:hAnsi="Roboto Mono"/>
         </w:rPr>
-        <w:lastRenderedPageBreak/>
         <w:t xml:space="preserve">    EmployeeID,</w:t>
       </w:r>
     </w:p>
@@ -10099,8 +10077,8 @@
         <w:rPr>
           <w:rFonts w:ascii="Roboto Mono" w:hAnsi="Roboto Mono"/>
         </w:rPr>
-        <w:pict w14:anchorId="5AF1C618">
-          <v:rect id="_x0000_i1923" style="width:0;height:1.5pt" o:hralign="center" o:hrstd="t" o:hr="t" fillcolor="#a0a0a0" stroked="f"/>
+        <w:pict>
+          <v:rect id="_x0000_i1070" style="width:0;height:1.5pt" o:hralign="center" o:hrstd="t" o:hr="t" fillcolor="#a0a0a0" stroked="f"/>
         </w:pict>
       </w:r>
     </w:p>
@@ -10201,7 +10179,7 @@
           <w:noProof/>
         </w:rPr>
         <w:drawing>
-          <wp:inline distT="0" distB="0" distL="0" distR="0" wp14:anchorId="338F19A1" wp14:editId="6A1B8B60">
+          <wp:inline distT="0" distB="0" distL="0" distR="0" wp14:anchorId="3BF0A61C" wp14:editId="1A215AFD">
             <wp:extent cx="5943600" cy="629285"/>
             <wp:effectExtent l="0" t="0" r="0" b="0"/>
             <wp:docPr id="852942270" name="Picture 57"/>
@@ -10273,8 +10251,8 @@
         <w:rPr>
           <w:rFonts w:ascii="Roboto Mono" w:hAnsi="Roboto Mono"/>
         </w:rPr>
-        <w:pict w14:anchorId="08496C2D">
-          <v:rect id="_x0000_i1924" style="width:0;height:1.5pt" o:hralign="center" o:hrstd="t" o:hr="t" fillcolor="#a0a0a0" stroked="f"/>
+        <w:pict>
+          <v:rect id="_x0000_i1071" style="width:0;height:1.5pt" o:hralign="center" o:hrstd="t" o:hr="t" fillcolor="#a0a0a0" stroked="f"/>
         </w:pict>
       </w:r>
     </w:p>
@@ -10387,7 +10365,7 @@
           <w:noProof/>
         </w:rPr>
         <w:drawing>
-          <wp:inline distT="0" distB="0" distL="0" distR="0" wp14:anchorId="71F8F3AB" wp14:editId="753E493C">
+          <wp:inline distT="0" distB="0" distL="0" distR="0" wp14:anchorId="0CAC5515" wp14:editId="4A48D0CF">
             <wp:extent cx="5943600" cy="779780"/>
             <wp:effectExtent l="0" t="0" r="0" b="1270"/>
             <wp:docPr id="670476602" name="Picture 58"/>
@@ -10472,8 +10450,8 @@
         <w:rPr>
           <w:rFonts w:ascii="Roboto Mono" w:hAnsi="Roboto Mono"/>
         </w:rPr>
-        <w:pict w14:anchorId="03C7AB94">
-          <v:rect id="_x0000_i1925" style="width:0;height:1.5pt" o:hralign="center" o:hrstd="t" o:hr="t" fillcolor="#a0a0a0" stroked="f"/>
+        <w:pict>
+          <v:rect id="_x0000_i1072" style="width:0;height:1.5pt" o:hralign="center" o:hrstd="t" o:hr="t" fillcolor="#a0a0a0" stroked="f"/>
         </w:pict>
       </w:r>
     </w:p>
@@ -10482,7 +10460,6 @@
         <w:pStyle w:val="Heading5"/>
       </w:pPr>
       <w:r>
-        <w:lastRenderedPageBreak/>
         <w:t>1️</w:t>
       </w:r>
       <w:r>
@@ -10609,7 +10586,7 @@
           <w:noProof/>
         </w:rPr>
         <w:drawing>
-          <wp:inline distT="0" distB="0" distL="0" distR="0" wp14:anchorId="080E7B28" wp14:editId="0E400932">
+          <wp:inline distT="0" distB="0" distL="0" distR="0" wp14:anchorId="667F684B" wp14:editId="40D0EFF2">
             <wp:extent cx="5943600" cy="628650"/>
             <wp:effectExtent l="0" t="0" r="0" b="0"/>
             <wp:docPr id="1953629367" name="Picture 59"/>
@@ -10767,7 +10744,7 @@
           <w:noProof/>
         </w:rPr>
         <w:drawing>
-          <wp:inline distT="0" distB="0" distL="0" distR="0" wp14:anchorId="2574B50C" wp14:editId="549E7C3B">
+          <wp:inline distT="0" distB="0" distL="0" distR="0" wp14:anchorId="2A91E391" wp14:editId="39D4048C">
             <wp:extent cx="5943600" cy="925830"/>
             <wp:effectExtent l="0" t="0" r="0" b="7620"/>
             <wp:docPr id="516139603" name="Picture 60"/>
@@ -10865,8 +10842,8 @@
         <w:rPr>
           <w:rFonts w:ascii="Roboto Mono" w:hAnsi="Roboto Mono"/>
         </w:rPr>
-        <w:pict w14:anchorId="1C1D65D3">
-          <v:rect id="_x0000_i1927" style="width:0;height:1.5pt" o:hralign="center" o:hrstd="t" o:hr="t" fillcolor="#a0a0a0" stroked="f"/>
+        <w:pict>
+          <v:rect id="_x0000_i1073" style="width:0;height:1.5pt" o:hralign="center" o:hrstd="t" o:hr="t" fillcolor="#a0a0a0" stroked="f"/>
         </w:pict>
       </w:r>
     </w:p>
@@ -10968,7 +10945,7 @@
           <w:noProof/>
         </w:rPr>
         <w:drawing>
-          <wp:inline distT="0" distB="0" distL="0" distR="0" wp14:anchorId="13B81A90" wp14:editId="21F908D3">
+          <wp:inline distT="0" distB="0" distL="0" distR="0" wp14:anchorId="15BF44A8" wp14:editId="65B993AE">
             <wp:extent cx="5943600" cy="779145"/>
             <wp:effectExtent l="0" t="0" r="0" b="1905"/>
             <wp:docPr id="388083695" name="Picture 61"/>
@@ -11066,9 +11043,8 @@
         <w:rPr>
           <w:noProof/>
         </w:rPr>
-        <w:lastRenderedPageBreak/>
         <w:drawing>
-          <wp:inline distT="0" distB="0" distL="0" distR="0" wp14:anchorId="52BF58D8" wp14:editId="63741FB4">
+          <wp:inline distT="0" distB="0" distL="0" distR="0" wp14:anchorId="1B637253" wp14:editId="51259425">
             <wp:extent cx="5943600" cy="335280"/>
             <wp:effectExtent l="0" t="0" r="0" b="7620"/>
             <wp:docPr id="8905912" name="Picture 62"/>
@@ -11140,8 +11116,8 @@
         <w:rPr>
           <w:rFonts w:ascii="Roboto Mono" w:hAnsi="Roboto Mono"/>
         </w:rPr>
-        <w:pict w14:anchorId="2ED812A4">
-          <v:rect id="_x0000_i1928" style="width:0;height:1.5pt" o:hralign="center" o:hrstd="t" o:hr="t" fillcolor="#a0a0a0" stroked="f"/>
+        <w:pict>
+          <v:rect id="_x0000_i1074" style="width:0;height:1.5pt" o:hralign="center" o:hrstd="t" o:hr="t" fillcolor="#a0a0a0" stroked="f"/>
         </w:pict>
       </w:r>
     </w:p>
@@ -11231,7 +11207,7 @@
           <w:noProof/>
         </w:rPr>
         <w:drawing>
-          <wp:inline distT="0" distB="0" distL="0" distR="0" wp14:anchorId="7BB8B759" wp14:editId="7EFF318B">
+          <wp:inline distT="0" distB="0" distL="0" distR="0" wp14:anchorId="29B13FE9" wp14:editId="0FED99C6">
             <wp:extent cx="5943600" cy="2609215"/>
             <wp:effectExtent l="0" t="0" r="0" b="635"/>
             <wp:docPr id="1564958474" name="Picture 63"/>
@@ -11676,8 +11652,8 @@
         <w:rPr>
           <w:rFonts w:ascii="Roboto Mono" w:hAnsi="Roboto Mono"/>
         </w:rPr>
-        <w:pict w14:anchorId="324FDFE4">
-          <v:rect id="_x0000_i1929" style="width:0;height:1.5pt" o:hralign="center" o:hrstd="t" o:hr="t" fillcolor="#a0a0a0" stroked="f"/>
+        <w:pict>
+          <v:rect id="_x0000_i1075" style="width:0;height:1.5pt" o:hralign="center" o:hrstd="t" o:hr="t" fillcolor="#a0a0a0" stroked="f"/>
         </w:pict>
       </w:r>
     </w:p>
@@ -11689,7 +11665,6 @@
         <w:rPr>
           <w:rFonts w:ascii="Segoe UI Emoji" w:hAnsi="Segoe UI Emoji" w:cs="Segoe UI Emoji"/>
         </w:rPr>
-        <w:lastRenderedPageBreak/>
         <w:t>🚀</w:t>
       </w:r>
       <w:r>
@@ -11768,7 +11743,7 @@
           <w:noProof/>
         </w:rPr>
         <w:drawing>
-          <wp:inline distT="0" distB="0" distL="0" distR="0" wp14:anchorId="53359974" wp14:editId="2FD761E0">
+          <wp:inline distT="0" distB="0" distL="0" distR="0" wp14:anchorId="29310963" wp14:editId="5941E73E">
             <wp:extent cx="5943600" cy="2498725"/>
             <wp:effectExtent l="0" t="0" r="0" b="0"/>
             <wp:docPr id="1395849588" name="Picture 64"/>
@@ -12059,7 +12034,6 @@
         <w:pStyle w:val="Heading3"/>
       </w:pPr>
       <w:r>
-        <w:lastRenderedPageBreak/>
         <w:t>Real Example</w:t>
       </w:r>
     </w:p>
@@ -12230,7 +12204,7 @@
           <w:noProof/>
         </w:rPr>
         <w:drawing>
-          <wp:inline distT="0" distB="0" distL="0" distR="0" wp14:anchorId="27A123F6" wp14:editId="03F59A6F">
+          <wp:inline distT="0" distB="0" distL="0" distR="0" wp14:anchorId="50510BEA" wp14:editId="5042FA68">
             <wp:extent cx="5943600" cy="2292350"/>
             <wp:effectExtent l="0" t="0" r="0" b="0"/>
             <wp:docPr id="1026081941" name="Picture 66"/>
@@ -12381,7 +12355,7 @@
           <w:noProof/>
         </w:rPr>
         <w:drawing>
-          <wp:inline distT="0" distB="0" distL="0" distR="0" wp14:anchorId="7056E6B0" wp14:editId="2F0F6139">
+          <wp:inline distT="0" distB="0" distL="0" distR="0" wp14:anchorId="348D3EED" wp14:editId="29B3C717">
             <wp:extent cx="5943600" cy="1090295"/>
             <wp:effectExtent l="0" t="0" r="0" b="0"/>
             <wp:docPr id="1444730662" name="Picture 67"/>
@@ -12588,9 +12562,8 @@
         <w:rPr>
           <w:noProof/>
         </w:rPr>
-        <w:lastRenderedPageBreak/>
         <w:drawing>
-          <wp:inline distT="0" distB="0" distL="0" distR="0" wp14:anchorId="2E3CC7BE" wp14:editId="75A4441D">
+          <wp:inline distT="0" distB="0" distL="0" distR="0" wp14:anchorId="70E991A6" wp14:editId="4B857468">
             <wp:extent cx="5943600" cy="2458085"/>
             <wp:effectExtent l="0" t="0" r="0" b="0"/>
             <wp:docPr id="196719895" name="Picture 68"/>
@@ -12749,7 +12722,7 @@
           <w:noProof/>
         </w:rPr>
         <w:drawing>
-          <wp:inline distT="0" distB="0" distL="0" distR="0" wp14:anchorId="5BF6BD87" wp14:editId="261CDBEE">
+          <wp:inline distT="0" distB="0" distL="0" distR="0" wp14:anchorId="59CF9139" wp14:editId="0B031093">
             <wp:extent cx="5943600" cy="1148080"/>
             <wp:effectExtent l="0" t="0" r="0" b="0"/>
             <wp:docPr id="2044644506" name="Picture 70"/>
@@ -12803,9 +12776,8 @@
         <w:rPr>
           <w:noProof/>
         </w:rPr>
-        <w:lastRenderedPageBreak/>
         <w:drawing>
-          <wp:inline distT="0" distB="0" distL="0" distR="0" wp14:anchorId="0F784FFF" wp14:editId="721897F4">
+          <wp:inline distT="0" distB="0" distL="0" distR="0" wp14:anchorId="0F9F9B37" wp14:editId="79124F37">
             <wp:extent cx="5943600" cy="2964180"/>
             <wp:effectExtent l="0" t="0" r="0" b="7620"/>
             <wp:docPr id="466905682" name="Picture 72"/>
@@ -13001,7 +12973,7 @@
           <w:noProof/>
         </w:rPr>
         <w:drawing>
-          <wp:inline distT="0" distB="0" distL="0" distR="0" wp14:anchorId="18E8AF75" wp14:editId="38F03484">
+          <wp:inline distT="0" distB="0" distL="0" distR="0" wp14:anchorId="4E75E0B3" wp14:editId="1B3A0646">
             <wp:extent cx="5943600" cy="2114550"/>
             <wp:effectExtent l="0" t="0" r="0" b="0"/>
             <wp:docPr id="453735088" name="Picture 73"/>
@@ -13138,7 +13110,6 @@
         <w:rPr>
           <w:rFonts w:ascii="Roboto Mono" w:hAnsi="Roboto Mono"/>
         </w:rPr>
-        <w:lastRenderedPageBreak/>
         <w:t>WHERE Status = 'Active';</w:t>
       </w:r>
     </w:p>
@@ -13153,7 +13124,7 @@
           <w:noProof/>
         </w:rPr>
         <w:drawing>
-          <wp:inline distT="0" distB="0" distL="0" distR="0" wp14:anchorId="5C60B0A6" wp14:editId="7A460828">
+          <wp:inline distT="0" distB="0" distL="0" distR="0" wp14:anchorId="1C0F7DB4" wp14:editId="195626CE">
             <wp:extent cx="5943600" cy="1736090"/>
             <wp:effectExtent l="0" t="0" r="0" b="0"/>
             <wp:docPr id="696493995" name="Picture 74"/>
@@ -13213,7 +13184,7 @@
           <w:noProof/>
         </w:rPr>
         <w:drawing>
-          <wp:inline distT="0" distB="0" distL="0" distR="0" wp14:anchorId="5B59CA70" wp14:editId="5C561041">
+          <wp:inline distT="0" distB="0" distL="0" distR="0" wp14:anchorId="191B5A18" wp14:editId="495C1978">
             <wp:extent cx="5943600" cy="2358390"/>
             <wp:effectExtent l="0" t="0" r="0" b="3810"/>
             <wp:docPr id="640815132" name="Picture 75"/>
@@ -13273,7 +13244,7 @@
           <w:noProof/>
         </w:rPr>
         <w:drawing>
-          <wp:inline distT="0" distB="0" distL="0" distR="0" wp14:anchorId="46F97609" wp14:editId="6CC44728">
+          <wp:inline distT="0" distB="0" distL="0" distR="0" wp14:anchorId="6D49E6C2" wp14:editId="47269C55">
             <wp:extent cx="5943600" cy="3158490"/>
             <wp:effectExtent l="0" t="0" r="0" b="3810"/>
             <wp:docPr id="1264571192" name="Picture 76"/>
@@ -13327,7 +13298,6 @@
         <w:pStyle w:val="Heading5"/>
       </w:pPr>
       <w:r>
-        <w:lastRenderedPageBreak/>
         <w:t>4️</w:t>
       </w:r>
       <w:r>
@@ -13476,7 +13446,7 @@
           <w:noProof/>
         </w:rPr>
         <w:drawing>
-          <wp:inline distT="0" distB="0" distL="0" distR="0" wp14:anchorId="54EB3FBC" wp14:editId="5CCA6AD1">
+          <wp:inline distT="0" distB="0" distL="0" distR="0" wp14:anchorId="2F484C76" wp14:editId="03AA0DB5">
             <wp:extent cx="5943600" cy="3128010"/>
             <wp:effectExtent l="0" t="0" r="0" b="0"/>
             <wp:docPr id="667353413" name="Picture 77"/>
@@ -13549,7 +13519,7 @@
           <w:noProof/>
         </w:rPr>
         <w:drawing>
-          <wp:inline distT="0" distB="0" distL="0" distR="0" wp14:anchorId="65D6B0D3" wp14:editId="10BAD05E">
+          <wp:inline distT="0" distB="0" distL="0" distR="0" wp14:anchorId="2DDC8D21" wp14:editId="011F038F">
             <wp:extent cx="5943600" cy="3442970"/>
             <wp:effectExtent l="0" t="0" r="0" b="5080"/>
             <wp:docPr id="813965390" name="Picture 78"/>
@@ -13616,7 +13586,6 @@
         <w:pStyle w:val="Heading5"/>
       </w:pPr>
       <w:r>
-        <w:lastRenderedPageBreak/>
         <w:t>5️</w:t>
       </w:r>
       <w:r>
@@ -13759,7 +13728,7 @@
           <w:noProof/>
         </w:rPr>
         <w:drawing>
-          <wp:inline distT="0" distB="0" distL="0" distR="0" wp14:anchorId="5E6634B0" wp14:editId="7C6BC7A4">
+          <wp:inline distT="0" distB="0" distL="0" distR="0" wp14:anchorId="1DD82CE3" wp14:editId="093ED331">
             <wp:extent cx="5943600" cy="3119755"/>
             <wp:effectExtent l="0" t="0" r="0" b="4445"/>
             <wp:docPr id="1707198447" name="Picture 79"/>
@@ -13909,9 +13878,8 @@
         <w:rPr>
           <w:noProof/>
         </w:rPr>
-        <w:lastRenderedPageBreak/>
         <w:drawing>
-          <wp:inline distT="0" distB="0" distL="0" distR="0" wp14:anchorId="4F6FCABF" wp14:editId="0C10E4DB">
+          <wp:inline distT="0" distB="0" distL="0" distR="0" wp14:anchorId="4A38ABCC" wp14:editId="7B237AA6">
             <wp:extent cx="5943600" cy="2275840"/>
             <wp:effectExtent l="0" t="0" r="0" b="0"/>
             <wp:docPr id="819691407" name="Picture 80"/>
@@ -13971,7 +13939,7 @@
           <w:noProof/>
         </w:rPr>
         <w:drawing>
-          <wp:inline distT="0" distB="0" distL="0" distR="0" wp14:anchorId="413958FD" wp14:editId="3A9D8D6D">
+          <wp:inline distT="0" distB="0" distL="0" distR="0" wp14:anchorId="1B252A0B" wp14:editId="7BCAA5A9">
             <wp:extent cx="5943600" cy="3354070"/>
             <wp:effectExtent l="0" t="0" r="0" b="0"/>
             <wp:docPr id="1990749071" name="Picture 81"/>
@@ -14166,9 +14134,8 @@
         <w:rPr>
           <w:noProof/>
         </w:rPr>
-        <w:lastRenderedPageBreak/>
         <w:drawing>
-          <wp:inline distT="0" distB="0" distL="0" distR="0" wp14:anchorId="2F06B4C1" wp14:editId="7C4144DC">
+          <wp:inline distT="0" distB="0" distL="0" distR="0" wp14:anchorId="2842310B" wp14:editId="0E603529">
             <wp:extent cx="5943600" cy="2948305"/>
             <wp:effectExtent l="0" t="0" r="0" b="4445"/>
             <wp:docPr id="1676139034" name="Picture 82"/>
@@ -14267,7 +14234,7 @@
           <w:noProof/>
         </w:rPr>
         <w:drawing>
-          <wp:inline distT="0" distB="0" distL="0" distR="0" wp14:anchorId="583278C3" wp14:editId="2631BE81">
+          <wp:inline distT="0" distB="0" distL="0" distR="0" wp14:anchorId="1BE42849" wp14:editId="1AEA2973">
             <wp:extent cx="5943600" cy="2917190"/>
             <wp:effectExtent l="0" t="0" r="0" b="0"/>
             <wp:docPr id="1703905157" name="Picture 83"/>
@@ -14468,9 +14435,8 @@
         <w:rPr>
           <w:noProof/>
         </w:rPr>
-        <w:lastRenderedPageBreak/>
         <w:drawing>
-          <wp:inline distT="0" distB="0" distL="0" distR="0" wp14:anchorId="604F3CC8" wp14:editId="3310496A">
+          <wp:inline distT="0" distB="0" distL="0" distR="0" wp14:anchorId="2444EBB5" wp14:editId="03134ACF">
             <wp:extent cx="5943600" cy="2945765"/>
             <wp:effectExtent l="0" t="0" r="0" b="6985"/>
             <wp:docPr id="2027535608" name="Picture 84"/>
@@ -14530,7 +14496,7 @@
           <w:noProof/>
         </w:rPr>
         <w:drawing>
-          <wp:inline distT="0" distB="0" distL="0" distR="0" wp14:anchorId="71152F66" wp14:editId="38792F58">
+          <wp:inline distT="0" distB="0" distL="0" distR="0" wp14:anchorId="1629A8B0" wp14:editId="57393856">
             <wp:extent cx="5943600" cy="3588385"/>
             <wp:effectExtent l="0" t="0" r="0" b="0"/>
             <wp:docPr id="1617494272" name="Picture 85"/>
@@ -14731,9 +14697,8 @@
         <w:rPr>
           <w:noProof/>
         </w:rPr>
-        <w:lastRenderedPageBreak/>
         <w:drawing>
-          <wp:inline distT="0" distB="0" distL="0" distR="0" wp14:anchorId="5A02E027" wp14:editId="78E1E582">
+          <wp:inline distT="0" distB="0" distL="0" distR="0" wp14:anchorId="49332843" wp14:editId="4A9C7731">
             <wp:extent cx="5943600" cy="2940685"/>
             <wp:effectExtent l="0" t="0" r="0" b="0"/>
             <wp:docPr id="1280897926" name="Picture 86"/>
@@ -14884,7 +14849,7 @@
           <w:noProof/>
         </w:rPr>
         <w:drawing>
-          <wp:inline distT="0" distB="0" distL="0" distR="0" wp14:anchorId="357E8E82" wp14:editId="7E55BB38">
+          <wp:inline distT="0" distB="0" distL="0" distR="0" wp14:anchorId="6F957F5F" wp14:editId="554440EB">
             <wp:extent cx="5943600" cy="2397760"/>
             <wp:effectExtent l="0" t="0" r="0" b="2540"/>
             <wp:docPr id="1785151563" name="Picture 87"/>
@@ -14943,9 +14908,8 @@
         <w:rPr>
           <w:noProof/>
         </w:rPr>
-        <w:lastRenderedPageBreak/>
         <w:drawing>
-          <wp:inline distT="0" distB="0" distL="0" distR="0" wp14:anchorId="3F14A726" wp14:editId="72101912">
+          <wp:inline distT="0" distB="0" distL="0" distR="0" wp14:anchorId="367B564E" wp14:editId="34AACD7F">
             <wp:extent cx="5943600" cy="3329305"/>
             <wp:effectExtent l="0" t="0" r="0" b="4445"/>
             <wp:docPr id="301992233" name="Picture 88"/>
@@ -15147,7 +15111,7 @@
           <w:noProof/>
         </w:rPr>
         <w:drawing>
-          <wp:inline distT="0" distB="0" distL="0" distR="0" wp14:anchorId="400CE6DD" wp14:editId="03904218">
+          <wp:inline distT="0" distB="0" distL="0" distR="0" wp14:anchorId="179A4ED7" wp14:editId="15CF4F72">
             <wp:extent cx="5943600" cy="3096895"/>
             <wp:effectExtent l="0" t="0" r="0" b="8255"/>
             <wp:docPr id="1382002371" name="Picture 89"/>
@@ -15232,7 +15196,6 @@
         <w:rPr>
           <w:rFonts w:ascii="Roboto Mono" w:hAnsi="Roboto Mono"/>
         </w:rPr>
-        <w:lastRenderedPageBreak/>
         <w:t xml:space="preserve">    EmployeeID,</w:t>
       </w:r>
     </w:p>
@@ -15312,7 +15275,7 @@
           <w:noProof/>
         </w:rPr>
         <w:drawing>
-          <wp:inline distT="0" distB="0" distL="0" distR="0" wp14:anchorId="3E9AC6BA" wp14:editId="63657B84">
+          <wp:inline distT="0" distB="0" distL="0" distR="0" wp14:anchorId="4D278AE0" wp14:editId="010791A4">
             <wp:extent cx="5943600" cy="2058670"/>
             <wp:effectExtent l="0" t="0" r="0" b="0"/>
             <wp:docPr id="378619127" name="Picture 90"/>
@@ -15372,7 +15335,7 @@
           <w:noProof/>
         </w:rPr>
         <w:drawing>
-          <wp:inline distT="0" distB="0" distL="0" distR="0" wp14:anchorId="26F069F3" wp14:editId="5C870E18">
+          <wp:inline distT="0" distB="0" distL="0" distR="0" wp14:anchorId="1A6AE106" wp14:editId="11476F9C">
             <wp:extent cx="5943600" cy="3173730"/>
             <wp:effectExtent l="0" t="0" r="0" b="7620"/>
             <wp:docPr id="287313825" name="Picture 91"/>
@@ -15570,9 +15533,8 @@
         <w:rPr>
           <w:noProof/>
         </w:rPr>
-        <w:lastRenderedPageBreak/>
         <w:drawing>
-          <wp:inline distT="0" distB="0" distL="0" distR="0" wp14:anchorId="29F3BFB1" wp14:editId="57DD7A3F">
+          <wp:inline distT="0" distB="0" distL="0" distR="0" wp14:anchorId="7C917D23" wp14:editId="747A9884">
             <wp:extent cx="5943600" cy="3091815"/>
             <wp:effectExtent l="0" t="0" r="0" b="0"/>
             <wp:docPr id="701645708" name="Picture 92"/>
@@ -15645,7 +15607,7 @@
           <w:noProof/>
         </w:rPr>
         <w:drawing>
-          <wp:inline distT="0" distB="0" distL="0" distR="0" wp14:anchorId="3AC4DBF1" wp14:editId="0EC52676">
+          <wp:inline distT="0" distB="0" distL="0" distR="0" wp14:anchorId="1E39FEA9" wp14:editId="31EB52DE">
             <wp:extent cx="5943600" cy="2752090"/>
             <wp:effectExtent l="0" t="0" r="0" b="0"/>
             <wp:docPr id="1294000908" name="Picture 93"/>
@@ -15855,9 +15817,8 @@
         <w:rPr>
           <w:noProof/>
         </w:rPr>
-        <w:lastRenderedPageBreak/>
         <w:drawing>
-          <wp:inline distT="0" distB="0" distL="0" distR="0" wp14:anchorId="5848E568" wp14:editId="4C4FB0E6">
+          <wp:inline distT="0" distB="0" distL="0" distR="0" wp14:anchorId="2BD6CE57" wp14:editId="6AB6A237">
             <wp:extent cx="5943600" cy="3091815"/>
             <wp:effectExtent l="0" t="0" r="0" b="0"/>
             <wp:docPr id="494437925" name="Picture 94"/>
@@ -15943,7 +15904,7 @@
           <w:noProof/>
         </w:rPr>
         <w:drawing>
-          <wp:inline distT="0" distB="0" distL="0" distR="0" wp14:anchorId="255D25DA" wp14:editId="08CAA592">
+          <wp:inline distT="0" distB="0" distL="0" distR="0" wp14:anchorId="7B7A042C" wp14:editId="12FF1747">
             <wp:extent cx="5943600" cy="3136265"/>
             <wp:effectExtent l="0" t="0" r="0" b="6985"/>
             <wp:docPr id="311556252" name="Picture 95"/>
@@ -16159,9 +16120,8 @@
         <w:rPr>
           <w:noProof/>
         </w:rPr>
-        <w:lastRenderedPageBreak/>
         <w:drawing>
-          <wp:inline distT="0" distB="0" distL="0" distR="0" wp14:anchorId="1CE10112" wp14:editId="6B29C222">
+          <wp:inline distT="0" distB="0" distL="0" distR="0" wp14:anchorId="5F2CCC0B" wp14:editId="549CA640">
             <wp:extent cx="5943600" cy="3073400"/>
             <wp:effectExtent l="0" t="0" r="0" b="0"/>
             <wp:docPr id="567779469" name="Picture 96"/>
@@ -16234,7 +16194,7 @@
           <w:noProof/>
         </w:rPr>
         <w:drawing>
-          <wp:inline distT="0" distB="0" distL="0" distR="0" wp14:anchorId="177F3AAF" wp14:editId="57BA0BA9">
+          <wp:inline distT="0" distB="0" distL="0" distR="0" wp14:anchorId="18A2C071" wp14:editId="36BD64B3">
             <wp:extent cx="5943600" cy="2908935"/>
             <wp:effectExtent l="0" t="0" r="0" b="5715"/>
             <wp:docPr id="1095508094" name="Picture 97"/>
@@ -16450,9 +16410,8 @@
         <w:rPr>
           <w:noProof/>
         </w:rPr>
-        <w:lastRenderedPageBreak/>
         <w:drawing>
-          <wp:inline distT="0" distB="0" distL="0" distR="0" wp14:anchorId="5D874A10" wp14:editId="21B313E4">
+          <wp:inline distT="0" distB="0" distL="0" distR="0" wp14:anchorId="1ACD02F8" wp14:editId="45F792B3">
             <wp:extent cx="5943600" cy="2914015"/>
             <wp:effectExtent l="0" t="0" r="0" b="635"/>
             <wp:docPr id="917029841" name="Picture 99"/>
@@ -16538,7 +16497,7 @@
           <w:noProof/>
         </w:rPr>
         <w:drawing>
-          <wp:inline distT="0" distB="0" distL="0" distR="0" wp14:anchorId="16B34A12" wp14:editId="39F66DE4">
+          <wp:inline distT="0" distB="0" distL="0" distR="0" wp14:anchorId="45C3B61E" wp14:editId="002E759E">
             <wp:extent cx="5943600" cy="2738120"/>
             <wp:effectExtent l="0" t="0" r="0" b="5080"/>
             <wp:docPr id="1861409702" name="Picture 100"/>
@@ -16672,9 +16631,8 @@
         <w:rPr>
           <w:noProof/>
         </w:rPr>
-        <w:lastRenderedPageBreak/>
         <w:drawing>
-          <wp:inline distT="0" distB="0" distL="0" distR="0" wp14:anchorId="399709B4" wp14:editId="0B3C24F9">
+          <wp:inline distT="0" distB="0" distL="0" distR="0" wp14:anchorId="1162E446" wp14:editId="19DC1BEA">
             <wp:extent cx="5943600" cy="1572895"/>
             <wp:effectExtent l="0" t="0" r="0" b="8255"/>
             <wp:docPr id="812674899" name="Picture 33"/>
@@ -16874,8 +16832,8 @@
         <w:rPr>
           <w:rFonts w:ascii="Roboto Mono" w:hAnsi="Roboto Mono"/>
         </w:rPr>
-        <w:pict w14:anchorId="267E8B1D">
-          <v:rect id="_x0000_i1281" style="width:0;height:1.5pt" o:hralign="center" o:hrstd="t" o:hr="t" fillcolor="#a0a0a0" stroked="f"/>
+        <w:pict>
+          <v:rect id="_x0000_i1076" style="width:0;height:1.5pt" o:hralign="center" o:hrstd="t" o:hr="t" fillcolor="#a0a0a0" stroked="f"/>
         </w:pict>
       </w:r>
     </w:p>
@@ -16976,7 +16934,7 @@
           <w:noProof/>
         </w:rPr>
         <w:drawing>
-          <wp:inline distT="0" distB="0" distL="0" distR="0" wp14:anchorId="7EA30A35" wp14:editId="0F5D8DCD">
+          <wp:inline distT="0" distB="0" distL="0" distR="0" wp14:anchorId="2C27909E" wp14:editId="04E3DAAB">
             <wp:extent cx="5943600" cy="455930"/>
             <wp:effectExtent l="0" t="0" r="0" b="1270"/>
             <wp:docPr id="816582606" name="Picture 34"/>
@@ -17100,9 +17058,8 @@
         <w:rPr>
           <w:noProof/>
         </w:rPr>
-        <w:lastRenderedPageBreak/>
         <w:drawing>
-          <wp:inline distT="0" distB="0" distL="0" distR="0" wp14:anchorId="1D4A3495" wp14:editId="09581F42">
+          <wp:inline distT="0" distB="0" distL="0" distR="0" wp14:anchorId="344892EF" wp14:editId="5F39B93B">
             <wp:extent cx="5943600" cy="772795"/>
             <wp:effectExtent l="0" t="0" r="0" b="8255"/>
             <wp:docPr id="1254576113" name="Picture 35"/>
@@ -17200,8 +17157,8 @@
         <w:rPr>
           <w:rFonts w:ascii="Roboto Mono" w:hAnsi="Roboto Mono"/>
         </w:rPr>
-        <w:pict w14:anchorId="55C6C3D1">
-          <v:rect id="_x0000_i1283" style="width:0;height:1.5pt" o:hralign="center" o:hrstd="t" o:hr="t" fillcolor="#a0a0a0" stroked="f"/>
+        <w:pict>
+          <v:rect id="_x0000_i1077" style="width:0;height:1.5pt" o:hralign="center" o:hrstd="t" o:hr="t" fillcolor="#a0a0a0" stroked="f"/>
         </w:pict>
       </w:r>
     </w:p>
@@ -17354,6 +17311,7 @@
         </w:rPr>
       </w:pPr>
     </w:p>
+    <w:p/>
     <w:sectPr>
       <w:pgSz w:w="12240" w:h="15840"/>
       <w:pgMar w:top="1440" w:right="1440" w:bottom="1440" w:left="1440" w:header="720" w:footer="720" w:gutter="0"/>
@@ -18225,7 +18183,6 @@
   <w:style w:type="paragraph" w:default="1" w:styleId="Normal">
     <w:name w:val="Normal"/>
     <w:qFormat/>
-    <w:rsid w:val="00A254BA"/>
   </w:style>
   <w:style w:type="paragraph" w:styleId="Heading1">
     <w:name w:val="heading 1"/>
@@ -18234,7 +18191,7 @@
     <w:link w:val="Heading1Char"/>
     <w:uiPriority w:val="9"/>
     <w:qFormat/>
-    <w:rsid w:val="001A2184"/>
+    <w:rsid w:val="00EC3386"/>
     <w:pPr>
       <w:keepNext/>
       <w:keepLines/>
@@ -18256,7 +18213,7 @@
     <w:uiPriority w:val="9"/>
     <w:unhideWhenUsed/>
     <w:qFormat/>
-    <w:rsid w:val="001A2184"/>
+    <w:rsid w:val="00EC3386"/>
     <w:pPr>
       <w:keepNext/>
       <w:keepLines/>
@@ -18278,7 +18235,7 @@
     <w:uiPriority w:val="9"/>
     <w:unhideWhenUsed/>
     <w:qFormat/>
-    <w:rsid w:val="001A2184"/>
+    <w:rsid w:val="00EC3386"/>
     <w:pPr>
       <w:keepNext/>
       <w:keepLines/>
@@ -18300,7 +18257,7 @@
     <w:uiPriority w:val="9"/>
     <w:unhideWhenUsed/>
     <w:qFormat/>
-    <w:rsid w:val="001A2184"/>
+    <w:rsid w:val="00EC3386"/>
     <w:pPr>
       <w:keepNext/>
       <w:keepLines/>
@@ -18322,7 +18279,7 @@
     <w:uiPriority w:val="9"/>
     <w:unhideWhenUsed/>
     <w:qFormat/>
-    <w:rsid w:val="001A2184"/>
+    <w:rsid w:val="00EC3386"/>
     <w:pPr>
       <w:keepNext/>
       <w:keepLines/>
@@ -18343,7 +18300,7 @@
     <w:semiHidden/>
     <w:unhideWhenUsed/>
     <w:qFormat/>
-    <w:rsid w:val="001A2184"/>
+    <w:rsid w:val="00EC3386"/>
     <w:pPr>
       <w:keepNext/>
       <w:keepLines/>
@@ -18366,7 +18323,7 @@
     <w:semiHidden/>
     <w:unhideWhenUsed/>
     <w:qFormat/>
-    <w:rsid w:val="001A2184"/>
+    <w:rsid w:val="00EC3386"/>
     <w:pPr>
       <w:keepNext/>
       <w:keepLines/>
@@ -18387,7 +18344,7 @@
     <w:semiHidden/>
     <w:unhideWhenUsed/>
     <w:qFormat/>
-    <w:rsid w:val="001A2184"/>
+    <w:rsid w:val="00EC3386"/>
     <w:pPr>
       <w:keepNext/>
       <w:keepLines/>
@@ -18410,7 +18367,7 @@
     <w:semiHidden/>
     <w:unhideWhenUsed/>
     <w:qFormat/>
-    <w:rsid w:val="001A2184"/>
+    <w:rsid w:val="00EC3386"/>
     <w:pPr>
       <w:keepNext/>
       <w:keepLines/>
@@ -18425,6 +18382,7 @@
   <w:style w:type="character" w:default="1" w:styleId="DefaultParagraphFont">
     <w:name w:val="Default Paragraph Font"/>
     <w:uiPriority w:val="1"/>
+    <w:semiHidden/>
     <w:unhideWhenUsed/>
   </w:style>
   <w:style w:type="table" w:default="1" w:styleId="TableNormal">
@@ -18453,7 +18411,7 @@
     <w:basedOn w:val="DefaultParagraphFont"/>
     <w:link w:val="Heading1"/>
     <w:uiPriority w:val="9"/>
-    <w:rsid w:val="001A2184"/>
+    <w:rsid w:val="00EC3386"/>
     <w:rPr>
       <w:rFonts w:asciiTheme="majorHAnsi" w:eastAsiaTheme="majorEastAsia" w:hAnsiTheme="majorHAnsi" w:cstheme="majorBidi"/>
       <w:color w:val="2F5496" w:themeColor="accent1" w:themeShade="BF"/>
@@ -18466,7 +18424,7 @@
     <w:basedOn w:val="DefaultParagraphFont"/>
     <w:link w:val="Heading2"/>
     <w:uiPriority w:val="9"/>
-    <w:rsid w:val="001A2184"/>
+    <w:rsid w:val="00EC3386"/>
     <w:rPr>
       <w:rFonts w:asciiTheme="majorHAnsi" w:eastAsiaTheme="majorEastAsia" w:hAnsiTheme="majorHAnsi" w:cstheme="majorBidi"/>
       <w:color w:val="2F5496" w:themeColor="accent1" w:themeShade="BF"/>
@@ -18479,7 +18437,7 @@
     <w:basedOn w:val="DefaultParagraphFont"/>
     <w:link w:val="Heading3"/>
     <w:uiPriority w:val="9"/>
-    <w:rsid w:val="001A2184"/>
+    <w:rsid w:val="00EC3386"/>
     <w:rPr>
       <w:rFonts w:eastAsiaTheme="majorEastAsia" w:cstheme="majorBidi"/>
       <w:color w:val="2F5496" w:themeColor="accent1" w:themeShade="BF"/>
@@ -18492,7 +18450,7 @@
     <w:basedOn w:val="DefaultParagraphFont"/>
     <w:link w:val="Heading4"/>
     <w:uiPriority w:val="9"/>
-    <w:rsid w:val="001A2184"/>
+    <w:rsid w:val="00EC3386"/>
     <w:rPr>
       <w:rFonts w:eastAsiaTheme="majorEastAsia" w:cstheme="majorBidi"/>
       <w:i/>
@@ -18505,7 +18463,7 @@
     <w:basedOn w:val="DefaultParagraphFont"/>
     <w:link w:val="Heading5"/>
     <w:uiPriority w:val="9"/>
-    <w:rsid w:val="001A2184"/>
+    <w:rsid w:val="00EC3386"/>
     <w:rPr>
       <w:rFonts w:eastAsiaTheme="majorEastAsia" w:cstheme="majorBidi"/>
       <w:color w:val="2F5496" w:themeColor="accent1" w:themeShade="BF"/>
@@ -18517,7 +18475,7 @@
     <w:link w:val="Heading6"/>
     <w:uiPriority w:val="9"/>
     <w:semiHidden/>
-    <w:rsid w:val="001A2184"/>
+    <w:rsid w:val="00EC3386"/>
     <w:rPr>
       <w:rFonts w:eastAsiaTheme="majorEastAsia" w:cstheme="majorBidi"/>
       <w:i/>
@@ -18531,7 +18489,7 @@
     <w:link w:val="Heading7"/>
     <w:uiPriority w:val="9"/>
     <w:semiHidden/>
-    <w:rsid w:val="001A2184"/>
+    <w:rsid w:val="00EC3386"/>
     <w:rPr>
       <w:rFonts w:eastAsiaTheme="majorEastAsia" w:cstheme="majorBidi"/>
       <w:color w:val="595959" w:themeColor="text1" w:themeTint="A6"/>
@@ -18543,7 +18501,7 @@
     <w:link w:val="Heading8"/>
     <w:uiPriority w:val="9"/>
     <w:semiHidden/>
-    <w:rsid w:val="001A2184"/>
+    <w:rsid w:val="00EC3386"/>
     <w:rPr>
       <w:rFonts w:eastAsiaTheme="majorEastAsia" w:cstheme="majorBidi"/>
       <w:i/>
@@ -18557,7 +18515,7 @@
     <w:link w:val="Heading9"/>
     <w:uiPriority w:val="9"/>
     <w:semiHidden/>
-    <w:rsid w:val="001A2184"/>
+    <w:rsid w:val="00EC3386"/>
     <w:rPr>
       <w:rFonts w:eastAsiaTheme="majorEastAsia" w:cstheme="majorBidi"/>
       <w:color w:val="272727" w:themeColor="text1" w:themeTint="D8"/>
@@ -18570,7 +18528,7 @@
     <w:link w:val="TitleChar"/>
     <w:uiPriority w:val="10"/>
     <w:qFormat/>
-    <w:rsid w:val="001A2184"/>
+    <w:rsid w:val="00EC3386"/>
     <w:pPr>
       <w:spacing w:after="80" w:line="240" w:lineRule="auto"/>
       <w:contextualSpacing/>
@@ -18588,7 +18546,7 @@
     <w:basedOn w:val="DefaultParagraphFont"/>
     <w:link w:val="Title"/>
     <w:uiPriority w:val="10"/>
-    <w:rsid w:val="001A2184"/>
+    <w:rsid w:val="00EC3386"/>
     <w:rPr>
       <w:rFonts w:asciiTheme="majorHAnsi" w:eastAsiaTheme="majorEastAsia" w:hAnsiTheme="majorHAnsi" w:cstheme="majorBidi"/>
       <w:spacing w:val="-10"/>
@@ -18604,7 +18562,7 @@
     <w:link w:val="SubtitleChar"/>
     <w:uiPriority w:val="11"/>
     <w:qFormat/>
-    <w:rsid w:val="001A2184"/>
+    <w:rsid w:val="00EC3386"/>
     <w:pPr>
       <w:numPr>
         <w:ilvl w:val="1"/>
@@ -18623,7 +18581,7 @@
     <w:basedOn w:val="DefaultParagraphFont"/>
     <w:link w:val="Subtitle"/>
     <w:uiPriority w:val="11"/>
-    <w:rsid w:val="001A2184"/>
+    <w:rsid w:val="00EC3386"/>
     <w:rPr>
       <w:rFonts w:eastAsiaTheme="majorEastAsia" w:cstheme="majorBidi"/>
       <w:color w:val="595959" w:themeColor="text1" w:themeTint="A6"/>
@@ -18639,7 +18597,7 @@
     <w:link w:val="QuoteChar"/>
     <w:uiPriority w:val="29"/>
     <w:qFormat/>
-    <w:rsid w:val="001A2184"/>
+    <w:rsid w:val="00EC3386"/>
     <w:pPr>
       <w:spacing w:before="160"/>
       <w:jc w:val="center"/>
@@ -18655,7 +18613,7 @@
     <w:basedOn w:val="DefaultParagraphFont"/>
     <w:link w:val="Quote"/>
     <w:uiPriority w:val="29"/>
-    <w:rsid w:val="001A2184"/>
+    <w:rsid w:val="00EC3386"/>
     <w:rPr>
       <w:i/>
       <w:iCs/>
@@ -18667,7 +18625,7 @@
     <w:basedOn w:val="Normal"/>
     <w:uiPriority w:val="34"/>
     <w:qFormat/>
-    <w:rsid w:val="001A2184"/>
+    <w:rsid w:val="00EC3386"/>
     <w:pPr>
       <w:ind w:left="720"/>
       <w:contextualSpacing/>
@@ -18678,7 +18636,7 @@
     <w:basedOn w:val="DefaultParagraphFont"/>
     <w:uiPriority w:val="21"/>
     <w:qFormat/>
-    <w:rsid w:val="001A2184"/>
+    <w:rsid w:val="00EC3386"/>
     <w:rPr>
       <w:i/>
       <w:iCs/>
@@ -18692,7 +18650,7 @@
     <w:link w:val="IntenseQuoteChar"/>
     <w:uiPriority w:val="30"/>
     <w:qFormat/>
-    <w:rsid w:val="001A2184"/>
+    <w:rsid w:val="00EC3386"/>
     <w:pPr>
       <w:pBdr>
         <w:top w:val="single" w:sz="4" w:space="10" w:color="2F5496" w:themeColor="accent1" w:themeShade="BF"/>
@@ -18713,7 +18671,7 @@
     <w:basedOn w:val="DefaultParagraphFont"/>
     <w:link w:val="IntenseQuote"/>
     <w:uiPriority w:val="30"/>
-    <w:rsid w:val="001A2184"/>
+    <w:rsid w:val="00EC3386"/>
     <w:rPr>
       <w:i/>
       <w:iCs/>
@@ -18725,7 +18683,7 @@
     <w:basedOn w:val="DefaultParagraphFont"/>
     <w:uiPriority w:val="32"/>
     <w:qFormat/>
-    <w:rsid w:val="001A2184"/>
+    <w:rsid w:val="00EC3386"/>
     <w:rPr>
       <w:b/>
       <w:bCs/>
